--- a/var/templates_docx/E-IT-001.docx
+++ b/var/templates_docx/E-IT-001.docx
@@ -2,7 +2,7 @@
 <file path=word/document.xml><?xml version="1.0" encoding="utf-8"?>
 <w:document xmlns:w="http://schemas.openxmlformats.org/wordprocessingml/2006/main" xmlns:m="http://schemas.openxmlformats.org/officeDocument/2006/math" xmlns:r="http://schemas.openxmlformats.org/officeDocument/2006/relationships" xmlns:o="urn:schemas-microsoft-com:office:office" xmlns:v="urn:schemas-microsoft-com:vml" xmlns:w10="urn:schemas-microsoft-com:office:word" xmlns:a="http://schemas.openxmlformats.org/drawingml/2006/main" xmlns:pic="http://schemas.openxmlformats.org/drawingml/2006/picture" xmlns:wp="http://schemas.openxmlformats.org/drawingml/2006/wordprocessingDrawing">
   <w:body>
-    <w:bookmarkStart w:id="43" w:name="Xaba5e237f69c7535b8ff53a04e6635119a804c1"/>
+    <w:bookmarkStart w:id="43" w:name="X8cf6b5238523890f4abee6bba3c005dcd8c5fa4"/>
     <w:p>
       <w:pPr>
         <w:pStyle w:val="Heading1"/>
@@ -20,7 +20,7 @@
           <w:bCs/>
           <w:b/>
         </w:rPr>
-        <w:t xml:space="preserve">Documento {{ proyecto.codigo_documento_base }}-219 — Versión {{ proyecto.version_actual }}</w:t>
+        <w:t xml:space="preserve">Documento {{ proyecto.codigo_documento_base }}-IT-001 — Versión {{ proyecto.version_actual }}</w:t>
       </w:r>
     </w:p>
     <w:p>
@@ -30,7 +30,7 @@
         </w:pict>
       </w:r>
     </w:p>
-    <w:bookmarkStart w:id="20" w:name="objeto"/>
+    <w:bookmarkStart w:id="20" w:name="X9895ad7d6233bb46f1f1ab0c9c1393c5bec2388"/>
     <w:p>
       <w:pPr>
         <w:pStyle w:val="Heading2"/>
@@ -80,7 +80,7 @@
       </w:r>
     </w:p>
     <w:bookmarkEnd w:id="20"/>
-    <w:bookmarkStart w:id="21" w:name="alcance"/>
+    <w:bookmarkStart w:id="21" w:name="X8c49890cab2394ad6fc610767a1938515fcd0ca"/>
     <w:p>
       <w:pPr>
         <w:pStyle w:val="Heading2"/>
@@ -98,7 +98,7 @@
       </w:r>
     </w:p>
     <w:bookmarkEnd w:id="21"/>
-    <w:bookmarkStart w:id="26" w:name="principios"/>
+    <w:bookmarkStart w:id="26" w:name="Xa25959606645258ef1af26345938b9cc6ed2c4e"/>
     <w:p>
       <w:pPr>
         <w:pStyle w:val="Heading2"/>
@@ -107,7 +107,7 @@
         <w:t xml:space="preserve">3. PRINCIPIOS</w:t>
       </w:r>
     </w:p>
-    <w:bookmarkStart w:id="22" w:name="mínima-funcionalidad"/>
+    <w:bookmarkStart w:id="22" w:name="Xf082a935616fedb00fd3be6a25fc257365feae7"/>
     <w:p>
       <w:pPr>
         <w:pStyle w:val="Heading3"/>
@@ -141,7 +141,7 @@
       </w:r>
     </w:p>
     <w:bookmarkEnd w:id="22"/>
-    <w:bookmarkStart w:id="23" w:name="configuración-segura-por-defecto"/>
+    <w:bookmarkStart w:id="23" w:name="Xc090a981c60c74f45d83af7093f93cb7aaae7ea"/>
     <w:p>
       <w:pPr>
         <w:pStyle w:val="Heading3"/>
@@ -159,7 +159,7 @@
       </w:r>
     </w:p>
     <w:bookmarkEnd w:id="23"/>
-    <w:bookmarkStart w:id="24" w:name="reproducibilidad"/>
+    <w:bookmarkStart w:id="24" w:name="Xbbd1d14dea9a3849fa85709d71f68157c510129"/>
     <w:p>
       <w:pPr>
         <w:pStyle w:val="Heading3"/>
@@ -193,7 +193,7 @@
       </w:r>
     </w:p>
     <w:bookmarkEnd w:id="24"/>
-    <w:bookmarkStart w:id="25" w:name="verificación-continua"/>
+    <w:bookmarkStart w:id="25" w:name="X478be4474088d27261826e5bc4033c325f8e582"/>
     <w:p>
       <w:pPr>
         <w:pStyle w:val="Heading3"/>
@@ -212,7 +212,7 @@
     </w:p>
     <w:bookmarkEnd w:id="25"/>
     <w:bookmarkEnd w:id="26"/>
-    <w:bookmarkStart w:id="30" w:name="baselines-de-referencia"/>
+    <w:bookmarkStart w:id="30" w:name="Xf313181b45bf3dfbbe6695f6d3074def02413c1"/>
     <w:p>
       <w:pPr>
         <w:pStyle w:val="Heading2"/>
@@ -221,7 +221,7 @@
         <w:t xml:space="preserve">4. BASELINES DE REFERENCIA</w:t>
       </w:r>
     </w:p>
-    <w:bookmarkStart w:id="27" w:name="fuentes-de-las-baselines"/>
+    <w:bookmarkStart w:id="27" w:name="Xa670bbc7f0fb7d82ea95a140e7cb844d1f9b2e8"/>
     <w:p>
       <w:pPr>
         <w:pStyle w:val="Heading3"/>
@@ -236,6 +236,154 @@
       </w:pPr>
       <w:r>
         <w:t xml:space="preserve">Como punto de partida para la elaboración de las baselines internas se utilizarán, en orden de preferencia:</w:t>
+      </w:r>
+    </w:p>
+    <w:p>
+      <w:pPr>
+        <w:pStyle w:val="BodyText"/>
+      </w:pPr>
+      <w:r>
+        <w:t xml:space="preserve">a) Las</w:t>
+      </w:r>
+      <w:r>
+        <w:t xml:space="preserve"> </w:t>
+      </w:r>
+      <w:r>
+        <w:rPr>
+          <w:bCs/>
+          <w:b/>
+        </w:rPr>
+        <w:t xml:space="preserve">guías CCN-STIC de la serie 500</w:t>
+      </w:r>
+      <w:r>
+        <w:t xml:space="preserve"> </w:t>
+      </w:r>
+      <w:r>
+        <w:t xml:space="preserve">(Productos de Seguridad) y de la serie 600 (Aplicaciones), publicadas por el Centro Criptológico Nacional para los productos específicos cubiertos.</w:t>
+      </w:r>
+    </w:p>
+    <w:p>
+      <w:pPr>
+        <w:pStyle w:val="BodyText"/>
+      </w:pPr>
+      <w:r>
+        <w:t xml:space="preserve">b) Los</w:t>
+      </w:r>
+      <w:r>
+        <w:t xml:space="preserve"> </w:t>
+      </w:r>
+      <w:r>
+        <w:rPr>
+          <w:bCs/>
+          <w:b/>
+        </w:rPr>
+        <w:t xml:space="preserve">CIS Benchmarks</w:t>
+      </w:r>
+      <w:r>
+        <w:t xml:space="preserve"> </w:t>
+      </w:r>
+      <w:r>
+        <w:t xml:space="preserve">del Center for Internet Security para sistemas operativos, bases de datos, aplicaciones y servicios cloud.</w:t>
+      </w:r>
+    </w:p>
+    <w:p>
+      <w:pPr>
+        <w:pStyle w:val="BodyText"/>
+      </w:pPr>
+      <w:r>
+        <w:t xml:space="preserve">c) Los</w:t>
+      </w:r>
+      <w:r>
+        <w:t xml:space="preserve"> </w:t>
+      </w:r>
+      <w:r>
+        <w:rPr>
+          <w:bCs/>
+          <w:b/>
+        </w:rPr>
+        <w:t xml:space="preserve">STIGs (Security Technical Implementation Guides)</w:t>
+      </w:r>
+      <w:r>
+        <w:t xml:space="preserve"> </w:t>
+      </w:r>
+      <w:r>
+        <w:t xml:space="preserve">del DISA estadounidense.</w:t>
+      </w:r>
+    </w:p>
+    <w:p>
+      <w:pPr>
+        <w:pStyle w:val="BodyText"/>
+      </w:pPr>
+      <w:r>
+        <w:t xml:space="preserve">d) Las recomendaciones específicas del</w:t>
+      </w:r>
+      <w:r>
+        <w:t xml:space="preserve"> </w:t>
+      </w:r>
+      <w:r>
+        <w:rPr>
+          <w:bCs/>
+          <w:b/>
+        </w:rPr>
+        <w:t xml:space="preserve">fabricante</w:t>
+      </w:r>
+      <w:r>
+        <w:t xml:space="preserve"> </w:t>
+      </w:r>
+      <w:r>
+        <w:t xml:space="preserve">del producto.</w:t>
+      </w:r>
+    </w:p>
+    <w:p>
+      <w:pPr>
+        <w:pStyle w:val="BodyText"/>
+      </w:pPr>
+      <w:r>
+        <w:t xml:space="preserve">e) Las</w:t>
+      </w:r>
+      <w:r>
+        <w:t xml:space="preserve"> </w:t>
+      </w:r>
+      <w:r>
+        <w:rPr>
+          <w:bCs/>
+          <w:b/>
+        </w:rPr>
+        <w:t xml:space="preserve">plantillas Microsoft Security Baselines</w:t>
+      </w:r>
+      <w:r>
+        <w:t xml:space="preserve"> </w:t>
+      </w:r>
+      <w:r>
+        <w:t xml:space="preserve">para entornos Windows.</w:t>
+      </w:r>
+    </w:p>
+    <w:bookmarkEnd w:id="27"/>
+    <w:bookmarkStart w:id="28" w:name="X35de16a68dc5cc38180ad9ea285ca22ce9bbd3a"/>
+    <w:p>
+      <w:pPr>
+        <w:pStyle w:val="Heading3"/>
+      </w:pPr>
+      <w:r>
+        <w:t xml:space="preserve">4.2 Adaptación a la realidad de la Entidad</w:t>
+      </w:r>
+    </w:p>
+    <w:p>
+      <w:pPr>
+        <w:pStyle w:val="FirstParagraph"/>
+      </w:pPr>
+      <w:r>
+        <w:rPr>
+          <w:bCs/>
+          <w:b/>
+        </w:rPr>
+        <w:t xml:space="preserve">Paso 1.</w:t>
+      </w:r>
+      <w:r>
+        <w:t xml:space="preserve"> </w:t>
+      </w:r>
+      <w:r>
+        <w:t xml:space="preserve">El Responsable de la Seguridad, con el apoyo del Responsable del Sistema, adaptará las baselines de referencia a la realidad operativa de la Entidad, considerando:</w:t>
       </w:r>
     </w:p>
     <w:p>
@@ -244,25 +392,10 @@
           <w:ilvl w:val="0"/>
           <w:numId w:val="1001"/>
         </w:numPr>
-      </w:pPr>
-      <w:r>
-        <w:t xml:space="preserve">Las</w:t>
-      </w:r>
-      <w:r>
-        <w:t xml:space="preserve"> </w:t>
-      </w:r>
-      <w:r>
-        <w:rPr>
-          <w:bCs/>
-          <w:b/>
-        </w:rPr>
-        <w:t xml:space="preserve">guías CCN-STIC de la serie 500</w:t>
-      </w:r>
-      <w:r>
-        <w:t xml:space="preserve"> </w:t>
-      </w:r>
-      <w:r>
-        <w:t xml:space="preserve">(Productos de Seguridad) y de la serie 600 (Aplicaciones), publicadas por el Centro Criptológico Nacional para los productos específicos cubiertos.</w:t>
+        <w:pStyle w:val="Compact"/>
+      </w:pPr>
+      <w:r>
+        <w:t xml:space="preserve">Compatibilidad con las aplicaciones y servicios productivos.</w:t>
       </w:r>
     </w:p>
     <w:p>
@@ -271,25 +404,10 @@
           <w:ilvl w:val="0"/>
           <w:numId w:val="1001"/>
         </w:numPr>
-      </w:pPr>
-      <w:r>
-        <w:t xml:space="preserve">Los</w:t>
-      </w:r>
-      <w:r>
-        <w:t xml:space="preserve"> </w:t>
-      </w:r>
-      <w:r>
-        <w:rPr>
-          <w:bCs/>
-          <w:b/>
-        </w:rPr>
-        <w:t xml:space="preserve">CIS Benchmarks</w:t>
-      </w:r>
-      <w:r>
-        <w:t xml:space="preserve"> </w:t>
-      </w:r>
-      <w:r>
-        <w:t xml:space="preserve">del Center for Internet Security para sistemas operativos, bases de datos, aplicaciones y servicios cloud.</w:t>
+        <w:pStyle w:val="Compact"/>
+      </w:pPr>
+      <w:r>
+        <w:t xml:space="preserve">Restricciones operativas específicas.</w:t>
       </w:r>
     </w:p>
     <w:p>
@@ -298,89 +416,54 @@
           <w:ilvl w:val="0"/>
           <w:numId w:val="1001"/>
         </w:numPr>
-      </w:pPr>
-      <w:r>
-        <w:t xml:space="preserve">Los</w:t>
-      </w:r>
-      <w:r>
-        <w:t xml:space="preserve"> </w:t>
-      </w:r>
-      <w:r>
-        <w:rPr>
-          <w:bCs/>
-          <w:b/>
-        </w:rPr>
-        <w:t xml:space="preserve">STIGs (Security Technical Implementation Guides)</w:t>
-      </w:r>
-      <w:r>
-        <w:t xml:space="preserve"> </w:t>
-      </w:r>
-      <w:r>
-        <w:t xml:space="preserve">del DISA estadounidense.</w:t>
-      </w:r>
-    </w:p>
-    <w:p>
-      <w:pPr>
-        <w:numPr>
-          <w:ilvl w:val="0"/>
-          <w:numId w:val="1001"/>
-        </w:numPr>
-      </w:pPr>
-      <w:r>
-        <w:t xml:space="preserve">Las recomendaciones específicas del</w:t>
-      </w:r>
-      <w:r>
-        <w:t xml:space="preserve"> </w:t>
-      </w:r>
-      <w:r>
-        <w:rPr>
-          <w:bCs/>
-          <w:b/>
-        </w:rPr>
-        <w:t xml:space="preserve">fabricante</w:t>
-      </w:r>
-      <w:r>
-        <w:t xml:space="preserve"> </w:t>
-      </w:r>
-      <w:r>
-        <w:t xml:space="preserve">del producto.</w:t>
-      </w:r>
-    </w:p>
-    <w:p>
-      <w:pPr>
-        <w:numPr>
-          <w:ilvl w:val="0"/>
-          <w:numId w:val="1001"/>
-        </w:numPr>
-      </w:pPr>
-      <w:r>
-        <w:t xml:space="preserve">Las</w:t>
-      </w:r>
-      <w:r>
-        <w:t xml:space="preserve"> </w:t>
-      </w:r>
-      <w:r>
-        <w:rPr>
-          <w:bCs/>
-          <w:b/>
-        </w:rPr>
-        <w:t xml:space="preserve">plantillas Microsoft Security Baselines</w:t>
-      </w:r>
-      <w:r>
-        <w:t xml:space="preserve"> </w:t>
-      </w:r>
-      <w:r>
-        <w:t xml:space="preserve">para entornos Windows.</w:t>
-      </w:r>
-    </w:p>
-    <w:bookmarkEnd w:id="27"/>
-    <w:bookmarkStart w:id="28" w:name="adaptación-a-la-realidad-de-la-entidad"/>
+        <w:pStyle w:val="Compact"/>
+      </w:pPr>
+      <w:r>
+        <w:t xml:space="preserve">Riesgo aceptable conforme al análisis del procedimiento {{ proyecto.codigo_documento_base }}-AR-001.</w:t>
+      </w:r>
+    </w:p>
+    <w:p>
+      <w:pPr>
+        <w:pStyle w:val="FirstParagraph"/>
+      </w:pPr>
+      <w:r>
+        <w:rPr>
+          <w:bCs/>
+          <w:b/>
+        </w:rPr>
+        <w:t xml:space="preserve">Paso 2.</w:t>
+      </w:r>
+      <w:r>
+        <w:t xml:space="preserve"> </w:t>
+      </w:r>
+      <w:r>
+        <w:t xml:space="preserve">Toda divergencia respecto a la baseline de referencia se documentará como</w:t>
+      </w:r>
+      <w:r>
+        <w:t xml:space="preserve"> </w:t>
+      </w:r>
+      <w:r>
+        <w:rPr>
+          <w:bCs/>
+          <w:b/>
+        </w:rPr>
+        <w:t xml:space="preserve">excepción justificada</w:t>
+      </w:r>
+      <w:r>
+        <w:t xml:space="preserve"> </w:t>
+      </w:r>
+      <w:r>
+        <w:t xml:space="preserve">con el correspondiente análisis de riesgos.</w:t>
+      </w:r>
+    </w:p>
+    <w:bookmarkEnd w:id="28"/>
+    <w:bookmarkStart w:id="29" w:name="X46164561677bd2657d66c6b26b5c41798b1c9d5"/>
     <w:p>
       <w:pPr>
         <w:pStyle w:val="Heading3"/>
       </w:pPr>
       <w:r>
-        <w:t xml:space="preserve">4.2 Adaptación a la realidad de la Entidad</w:t>
+        <w:t xml:space="preserve">4.3 Catálogo de baselines</w:t>
       </w:r>
     </w:p>
     <w:p>
@@ -392,104 +475,6 @@
           <w:bCs/>
           <w:b/>
         </w:rPr>
-        <w:t xml:space="preserve">Paso 1.</w:t>
-      </w:r>
-      <w:r>
-        <w:t xml:space="preserve"> </w:t>
-      </w:r>
-      <w:r>
-        <w:t xml:space="preserve">El Responsable de la Seguridad, con el apoyo del Responsable del Sistema, adaptará las baselines de referencia a la realidad operativa de la Entidad, considerando:</w:t>
-      </w:r>
-    </w:p>
-    <w:p>
-      <w:pPr>
-        <w:numPr>
-          <w:ilvl w:val="0"/>
-          <w:numId w:val="1002"/>
-        </w:numPr>
-        <w:pStyle w:val="Compact"/>
-      </w:pPr>
-      <w:r>
-        <w:t xml:space="preserve">Compatibilidad con las aplicaciones y servicios productivos.</w:t>
-      </w:r>
-    </w:p>
-    <w:p>
-      <w:pPr>
-        <w:numPr>
-          <w:ilvl w:val="0"/>
-          <w:numId w:val="1002"/>
-        </w:numPr>
-        <w:pStyle w:val="Compact"/>
-      </w:pPr>
-      <w:r>
-        <w:t xml:space="preserve">Restricciones operativas específicas.</w:t>
-      </w:r>
-    </w:p>
-    <w:p>
-      <w:pPr>
-        <w:numPr>
-          <w:ilvl w:val="0"/>
-          <w:numId w:val="1002"/>
-        </w:numPr>
-        <w:pStyle w:val="Compact"/>
-      </w:pPr>
-      <w:r>
-        <w:t xml:space="preserve">Riesgo aceptable conforme al análisis del procedimiento {{ proyecto.codigo_documento_base }}-200.</w:t>
-      </w:r>
-    </w:p>
-    <w:p>
-      <w:pPr>
-        <w:pStyle w:val="FirstParagraph"/>
-      </w:pPr>
-      <w:r>
-        <w:rPr>
-          <w:bCs/>
-          <w:b/>
-        </w:rPr>
-        <w:t xml:space="preserve">Paso 2.</w:t>
-      </w:r>
-      <w:r>
-        <w:t xml:space="preserve"> </w:t>
-      </w:r>
-      <w:r>
-        <w:t xml:space="preserve">Toda divergencia respecto a la baseline de referencia se documentará como</w:t>
-      </w:r>
-      <w:r>
-        <w:t xml:space="preserve"> </w:t>
-      </w:r>
-      <w:r>
-        <w:rPr>
-          <w:bCs/>
-          <w:b/>
-        </w:rPr>
-        <w:t xml:space="preserve">excepción justificada</w:t>
-      </w:r>
-      <w:r>
-        <w:t xml:space="preserve"> </w:t>
-      </w:r>
-      <w:r>
-        <w:t xml:space="preserve">con el correspondiente análisis de riesgos.</w:t>
-      </w:r>
-    </w:p>
-    <w:bookmarkEnd w:id="28"/>
-    <w:bookmarkStart w:id="29" w:name="catálogo-de-baselines"/>
-    <w:p>
-      <w:pPr>
-        <w:pStyle w:val="Heading3"/>
-      </w:pPr>
-      <w:r>
-        <w:t xml:space="preserve">4.3 Catálogo de baselines</w:t>
-      </w:r>
-    </w:p>
-    <w:p>
-      <w:pPr>
-        <w:pStyle w:val="FirstParagraph"/>
-      </w:pPr>
-      <w:r>
-        <w:rPr>
-          <w:bCs/>
-          <w:b/>
-        </w:rPr>
         <w:t xml:space="preserve">Paso 3.</w:t>
       </w:r>
       <w:r>
@@ -513,897 +498,6 @@
       </w:r>
       <w:r>
         <w:t xml:space="preserve">del SGSI que incluya, como mínimo, las siguientes:</w:t>
-      </w:r>
-    </w:p>
-    <w:tbl>
-      <w:tblPr>
-        <w:tblStyle w:val="Table"/>
-        <w:tblW w:type="pct" w:w="5000"/>
-        <w:tblLook w:firstRow="1" w:lastRow="0" w:firstColumn="0" w:lastColumn="0" w:noHBand="0" w:noVBand="0" w:val="0020"/>
-        <w:jc w:val="start"/>
-      </w:tblPr>
-      <w:tblGrid>
-        <w:gridCol w:w="3960"/>
-        <w:gridCol w:w="3960"/>
-      </w:tblGrid>
-      <w:tr>
-        <w:trPr>
-          <w:tblHeader w:val="true"/>
-        </w:trPr>
-        <w:tc>
-          <w:tcPr/>
-          <w:p>
-            <w:pPr>
-              <w:pStyle w:val="Compact"/>
-              <w:jc w:val="left"/>
-            </w:pPr>
-            <w:r>
-              <w:t xml:space="preserve">Tipo de sistema</w:t>
-            </w:r>
-          </w:p>
-        </w:tc>
-        <w:tc>
-          <w:tcPr/>
-          <w:p>
-            <w:pPr>
-              <w:pStyle w:val="Compact"/>
-              <w:jc w:val="left"/>
-            </w:pPr>
-            <w:r>
-              <w:t xml:space="preserve">Baseline aplicable</w:t>
-            </w:r>
-          </w:p>
-        </w:tc>
-      </w:tr>
-      <w:tr>
-        <w:tc>
-          <w:tcPr/>
-          <w:p>
-            <w:pPr>
-              <w:pStyle w:val="Compact"/>
-              <w:jc w:val="left"/>
-            </w:pPr>
-            <w:r>
-              <w:t xml:space="preserve">Linux servidor (Ubuntu, RHEL, Debian)</w:t>
-            </w:r>
-          </w:p>
-        </w:tc>
-        <w:tc>
-          <w:tcPr/>
-          <w:p>
-            <w:pPr>
-              <w:pStyle w:val="Compact"/>
-              <w:jc w:val="left"/>
-            </w:pPr>
-            <w:r>
-              <w:t xml:space="preserve">CIS Benchmark + adaptaciones</w:t>
-            </w:r>
-          </w:p>
-        </w:tc>
-      </w:tr>
-      <w:tr>
-        <w:tc>
-          <w:tcPr/>
-          <w:p>
-            <w:pPr>
-              <w:pStyle w:val="Compact"/>
-              <w:jc w:val="left"/>
-            </w:pPr>
-            <w:r>
-              <w:t xml:space="preserve">Windows Server</w:t>
-            </w:r>
-          </w:p>
-        </w:tc>
-        <w:tc>
-          <w:tcPr/>
-          <w:p>
-            <w:pPr>
-              <w:pStyle w:val="Compact"/>
-              <w:jc w:val="left"/>
-            </w:pPr>
-            <w:r>
-              <w:t xml:space="preserve">CIS Benchmark + Microsoft Security Baseline</w:t>
-            </w:r>
-          </w:p>
-        </w:tc>
-      </w:tr>
-      <w:tr>
-        <w:tc>
-          <w:tcPr/>
-          <w:p>
-            <w:pPr>
-              <w:pStyle w:val="Compact"/>
-              <w:jc w:val="left"/>
-            </w:pPr>
-            <w:r>
-              <w:t xml:space="preserve">Estaciones de trabajo Windows</w:t>
-            </w:r>
-          </w:p>
-        </w:tc>
-        <w:tc>
-          <w:tcPr/>
-          <w:p>
-            <w:pPr>
-              <w:pStyle w:val="Compact"/>
-              <w:jc w:val="left"/>
-            </w:pPr>
-            <w:r>
-              <w:t xml:space="preserve">CIS Benchmark + Microsoft Security Baseline</w:t>
-            </w:r>
-          </w:p>
-        </w:tc>
-      </w:tr>
-      <w:tr>
-        <w:tc>
-          <w:tcPr/>
-          <w:p>
-            <w:pPr>
-              <w:pStyle w:val="Compact"/>
-              <w:jc w:val="left"/>
-            </w:pPr>
-            <w:r>
-              <w:t xml:space="preserve">Estaciones de trabajo macOS</w:t>
-            </w:r>
-          </w:p>
-        </w:tc>
-        <w:tc>
-          <w:tcPr/>
-          <w:p>
-            <w:pPr>
-              <w:pStyle w:val="Compact"/>
-              <w:jc w:val="left"/>
-            </w:pPr>
-            <w:r>
-              <w:t xml:space="preserve">CIS Benchmark</w:t>
-            </w:r>
-          </w:p>
-        </w:tc>
-      </w:tr>
-      <w:tr>
-        <w:tc>
-          <w:tcPr/>
-          <w:p>
-            <w:pPr>
-              <w:pStyle w:val="Compact"/>
-              <w:jc w:val="left"/>
-            </w:pPr>
-            <w:r>
-              <w:t xml:space="preserve">Bases de datos PostgreSQL / MySQL / SQL Server</w:t>
-            </w:r>
-          </w:p>
-        </w:tc>
-        <w:tc>
-          <w:tcPr/>
-          <w:p>
-            <w:pPr>
-              <w:pStyle w:val="Compact"/>
-              <w:jc w:val="left"/>
-            </w:pPr>
-            <w:r>
-              <w:t xml:space="preserve">CIS Benchmark</w:t>
-            </w:r>
-          </w:p>
-        </w:tc>
-      </w:tr>
-      <w:tr>
-        <w:tc>
-          <w:tcPr/>
-          <w:p>
-            <w:pPr>
-              <w:pStyle w:val="Compact"/>
-              <w:jc w:val="left"/>
-            </w:pPr>
-            <w:r>
-              <w:t xml:space="preserve">Servidores web (Nginx, Apache, IIS)</w:t>
-            </w:r>
-          </w:p>
-        </w:tc>
-        <w:tc>
-          <w:tcPr/>
-          <w:p>
-            <w:pPr>
-              <w:pStyle w:val="Compact"/>
-              <w:jc w:val="left"/>
-            </w:pPr>
-            <w:r>
-              <w:t xml:space="preserve">CIS Benchmark</w:t>
-            </w:r>
-          </w:p>
-        </w:tc>
-      </w:tr>
-      <w:tr>
-        <w:tc>
-          <w:tcPr/>
-          <w:p>
-            <w:pPr>
-              <w:pStyle w:val="Compact"/>
-              <w:jc w:val="left"/>
-            </w:pPr>
-            <w:r>
-              <w:t xml:space="preserve">Contenedores Docker / Kubernetes</w:t>
-            </w:r>
-          </w:p>
-        </w:tc>
-        <w:tc>
-          <w:tcPr/>
-          <w:p>
-            <w:pPr>
-              <w:pStyle w:val="Compact"/>
-              <w:jc w:val="left"/>
-            </w:pPr>
-            <w:r>
-              <w:t xml:space="preserve">CIS Benchmark + ENISA recommendations</w:t>
-            </w:r>
-          </w:p>
-        </w:tc>
-      </w:tr>
-      <w:tr>
-        <w:tc>
-          <w:tcPr/>
-          <w:p>
-            <w:pPr>
-              <w:pStyle w:val="Compact"/>
-              <w:jc w:val="left"/>
-            </w:pPr>
-            <w:r>
-              <w:t xml:space="preserve">AWS / Azure / GCP</w:t>
-            </w:r>
-          </w:p>
-        </w:tc>
-        <w:tc>
-          <w:tcPr/>
-          <w:p>
-            <w:pPr>
-              <w:pStyle w:val="Compact"/>
-              <w:jc w:val="left"/>
-            </w:pPr>
-            <w:r>
-              <w:t xml:space="preserve">CIS Benchmark cloud + Well-Architected Framework</w:t>
-            </w:r>
-          </w:p>
-        </w:tc>
-      </w:tr>
-      <w:tr>
-        <w:tc>
-          <w:tcPr/>
-          <w:p>
-            <w:pPr>
-              <w:pStyle w:val="Compact"/>
-              <w:jc w:val="left"/>
-            </w:pPr>
-            <w:r>
-              <w:t xml:space="preserve">Dispositivos de red (Cisco, Fortinet)</w:t>
-            </w:r>
-          </w:p>
-        </w:tc>
-        <w:tc>
-          <w:tcPr/>
-          <w:p>
-            <w:pPr>
-              <w:pStyle w:val="Compact"/>
-              <w:jc w:val="left"/>
-            </w:pPr>
-            <w:r>
-              <w:t xml:space="preserve">STIG + recomendaciones del fabricante</w:t>
-            </w:r>
-          </w:p>
-        </w:tc>
-      </w:tr>
-      <w:tr>
-        <w:tc>
-          <w:tcPr/>
-          <w:p>
-            <w:pPr>
-              <w:pStyle w:val="Compact"/>
-              <w:jc w:val="left"/>
-            </w:pPr>
-            <w:r>
-              <w:t xml:space="preserve">Productos del CPSTIC del CCN</w:t>
-            </w:r>
-          </w:p>
-        </w:tc>
-        <w:tc>
-          <w:tcPr/>
-          <w:p>
-            <w:pPr>
-              <w:pStyle w:val="Compact"/>
-              <w:jc w:val="left"/>
-            </w:pPr>
-            <w:r>
-              <w:t xml:space="preserve">Guías CCN-STIC específicas</w:t>
-            </w:r>
-          </w:p>
-        </w:tc>
-      </w:tr>
-    </w:tbl>
-    <w:bookmarkEnd w:id="29"/>
-    <w:bookmarkEnd w:id="30"/>
-    <w:bookmarkStart w:id="35" w:name="proceso-de-hardening-de-nuevos-sistemas"/>
-    <w:p>
-      <w:pPr>
-        <w:pStyle w:val="Heading2"/>
-      </w:pPr>
-      <w:r>
-        <w:t xml:space="preserve">5. PROCESO DE HARDENING DE NUEVOS SISTEMAS</w:t>
-      </w:r>
-    </w:p>
-    <w:bookmarkStart w:id="31" w:name="análisis-previo"/>
-    <w:p>
-      <w:pPr>
-        <w:pStyle w:val="Heading3"/>
-      </w:pPr>
-      <w:r>
-        <w:t xml:space="preserve">5.1 Análisis previo</w:t>
-      </w:r>
-    </w:p>
-    <w:p>
-      <w:pPr>
-        <w:pStyle w:val="FirstParagraph"/>
-      </w:pPr>
-      <w:r>
-        <w:rPr>
-          <w:bCs/>
-          <w:b/>
-        </w:rPr>
-        <w:t xml:space="preserve">Paso 4.</w:t>
-      </w:r>
-      <w:r>
-        <w:t xml:space="preserve"> </w:t>
-      </w:r>
-      <w:r>
-        <w:t xml:space="preserve">Antes de la instalación de un nuevo sistema, el Responsable del Sistema identifica:</w:t>
-      </w:r>
-    </w:p>
-    <w:p>
-      <w:pPr>
-        <w:numPr>
-          <w:ilvl w:val="0"/>
-          <w:numId w:val="1003"/>
-        </w:numPr>
-        <w:pStyle w:val="Compact"/>
-      </w:pPr>
-      <w:r>
-        <w:t xml:space="preserve">Tipo de sistema y baseline aplicable.</w:t>
-      </w:r>
-    </w:p>
-    <w:p>
-      <w:pPr>
-        <w:numPr>
-          <w:ilvl w:val="0"/>
-          <w:numId w:val="1003"/>
-        </w:numPr>
-        <w:pStyle w:val="Compact"/>
-      </w:pPr>
-      <w:r>
-        <w:t xml:space="preserve">Función específica que va a desempeñar.</w:t>
-      </w:r>
-    </w:p>
-    <w:p>
-      <w:pPr>
-        <w:numPr>
-          <w:ilvl w:val="0"/>
-          <w:numId w:val="1003"/>
-        </w:numPr>
-        <w:pStyle w:val="Compact"/>
-      </w:pPr>
-      <w:r>
-        <w:t xml:space="preserve">Nivel de seguridad exigible conforme a la categoría ENS del servicio que sustenta.</w:t>
-      </w:r>
-    </w:p>
-    <w:p>
-      <w:pPr>
-        <w:numPr>
-          <w:ilvl w:val="0"/>
-          <w:numId w:val="1003"/>
-        </w:numPr>
-        <w:pStyle w:val="Compact"/>
-      </w:pPr>
-      <w:r>
-        <w:t xml:space="preserve">Excepciones previsibles a la baseline.</w:t>
-      </w:r>
-    </w:p>
-    <w:bookmarkEnd w:id="31"/>
-    <w:bookmarkStart w:id="32" w:name="instalación-y-hardening"/>
-    <w:p>
-      <w:pPr>
-        <w:pStyle w:val="Heading3"/>
-      </w:pPr>
-      <w:r>
-        <w:t xml:space="preserve">5.2 Instalación y hardening</w:t>
-      </w:r>
-    </w:p>
-    <w:p>
-      <w:pPr>
-        <w:pStyle w:val="FirstParagraph"/>
-      </w:pPr>
-      <w:r>
-        <w:rPr>
-          <w:bCs/>
-          <w:b/>
-        </w:rPr>
-        <w:t xml:space="preserve">Paso 5.</w:t>
-      </w:r>
-      <w:r>
-        <w:t xml:space="preserve"> </w:t>
-      </w:r>
-      <w:r>
-        <w:t xml:space="preserve">La instalación se realiza utilizando, cuando sea posible, plantillas Infrastructure as Code (IaC) preconfiguradas con la baseline aplicable.</w:t>
-      </w:r>
-    </w:p>
-    <w:p>
-      <w:pPr>
-        <w:pStyle w:val="BodyText"/>
-      </w:pPr>
-      <w:r>
-        <w:rPr>
-          <w:bCs/>
-          <w:b/>
-        </w:rPr>
-        <w:t xml:space="preserve">Paso 6.</w:t>
-      </w:r>
-      <w:r>
-        <w:t xml:space="preserve"> </w:t>
-      </w:r>
-      <w:r>
-        <w:t xml:space="preserve">Tras la instalación se aplica el procedimiento de hardening específico documentado en la</w:t>
-      </w:r>
-      <w:r>
-        <w:t xml:space="preserve"> </w:t>
-      </w:r>
-      <w:r>
-        <w:rPr>
-          <w:bCs/>
-          <w:b/>
-        </w:rPr>
-        <w:t xml:space="preserve">Instrucción Técnica IT-219-XX</w:t>
-      </w:r>
-      <w:r>
-        <w:t xml:space="preserve"> </w:t>
-      </w:r>
-      <w:r>
-        <w:t xml:space="preserve">correspondiente al tipo de sistema, que incluye:</w:t>
-      </w:r>
-    </w:p>
-    <w:p>
-      <w:pPr>
-        <w:numPr>
-          <w:ilvl w:val="0"/>
-          <w:numId w:val="1004"/>
-        </w:numPr>
-        <w:pStyle w:val="Compact"/>
-      </w:pPr>
-      <w:r>
-        <w:t xml:space="preserve">Eliminación de servicios y software innecesarios.</w:t>
-      </w:r>
-    </w:p>
-    <w:p>
-      <w:pPr>
-        <w:numPr>
-          <w:ilvl w:val="0"/>
-          <w:numId w:val="1004"/>
-        </w:numPr>
-        <w:pStyle w:val="Compact"/>
-      </w:pPr>
-      <w:r>
-        <w:t xml:space="preserve">Configuración de cuentas: deshabilitar cuentas por defecto, renombrar la administradora local, fijar políticas de contraseñas.</w:t>
-      </w:r>
-    </w:p>
-    <w:p>
-      <w:pPr>
-        <w:numPr>
-          <w:ilvl w:val="0"/>
-          <w:numId w:val="1004"/>
-        </w:numPr>
-        <w:pStyle w:val="Compact"/>
-      </w:pPr>
-      <w:r>
-        <w:t xml:space="preserve">Configuración del firewall local: regla por defecto DENY, apertura solo de puertos estrictamente necesarios.</w:t>
-      </w:r>
-    </w:p>
-    <w:p>
-      <w:pPr>
-        <w:numPr>
-          <w:ilvl w:val="0"/>
-          <w:numId w:val="1004"/>
-        </w:numPr>
-        <w:pStyle w:val="Compact"/>
-      </w:pPr>
-      <w:r>
-        <w:t xml:space="preserve">Configuración del sistema de logging conforme al procedimiento {{ proyecto.codigo_documento_base }}-220.</w:t>
-      </w:r>
-    </w:p>
-    <w:p>
-      <w:pPr>
-        <w:numPr>
-          <w:ilvl w:val="0"/>
-          <w:numId w:val="1004"/>
-        </w:numPr>
-        <w:pStyle w:val="Compact"/>
-      </w:pPr>
-      <w:r>
-        <w:t xml:space="preserve">Configuración del sistema de actualizaciones automáticas conforme al procedimiento {{ proyecto.codigo_documento_base }}-218.</w:t>
-      </w:r>
-    </w:p>
-    <w:p>
-      <w:pPr>
-        <w:numPr>
-          <w:ilvl w:val="0"/>
-          <w:numId w:val="1004"/>
-        </w:numPr>
-        <w:pStyle w:val="Compact"/>
-      </w:pPr>
-      <w:r>
-        <w:t xml:space="preserve">Configuración del antimalware corporativo cuando proceda.</w:t>
-      </w:r>
-    </w:p>
-    <w:p>
-      <w:pPr>
-        <w:numPr>
-          <w:ilvl w:val="0"/>
-          <w:numId w:val="1004"/>
-        </w:numPr>
-        <w:pStyle w:val="Compact"/>
-      </w:pPr>
-      <w:r>
-        <w:t xml:space="preserve">Restricciones de protocolos y cifrados (TLS, SSH).</w:t>
-      </w:r>
-    </w:p>
-    <w:p>
-      <w:pPr>
-        <w:numPr>
-          <w:ilvl w:val="0"/>
-          <w:numId w:val="1004"/>
-        </w:numPr>
-        <w:pStyle w:val="Compact"/>
-      </w:pPr>
-      <w:r>
-        <w:t xml:space="preserve">Eliminación de banners informativos innecesarios.</w:t>
-      </w:r>
-    </w:p>
-    <w:p>
-      <w:pPr>
-        <w:numPr>
-          <w:ilvl w:val="0"/>
-          <w:numId w:val="1004"/>
-        </w:numPr>
-        <w:pStyle w:val="Compact"/>
-      </w:pPr>
-      <w:r>
-        <w:t xml:space="preserve">Configuración de auditoría.</w:t>
-      </w:r>
-    </w:p>
-    <w:p>
-      <w:pPr>
-        <w:numPr>
-          <w:ilvl w:val="0"/>
-          <w:numId w:val="1004"/>
-        </w:numPr>
-        <w:pStyle w:val="Compact"/>
-      </w:pPr>
-      <w:r>
-        <w:t xml:space="preserve">Configuración del sincronismo de tiempo con servidor NTP corporativo.</w:t>
-      </w:r>
-    </w:p>
-    <w:bookmarkEnd w:id="32"/>
-    <w:bookmarkStart w:id="33" w:name="validación"/>
-    <w:p>
-      <w:pPr>
-        <w:pStyle w:val="Heading3"/>
-      </w:pPr>
-      <w:r>
-        <w:t xml:space="preserve">5.3 Validación</w:t>
-      </w:r>
-    </w:p>
-    <w:p>
-      <w:pPr>
-        <w:pStyle w:val="FirstParagraph"/>
-      </w:pPr>
-      <w:r>
-        <w:rPr>
-          <w:bCs/>
-          <w:b/>
-        </w:rPr>
-        <w:t xml:space="preserve">Paso 7.</w:t>
-      </w:r>
-      <w:r>
-        <w:t xml:space="preserve"> </w:t>
-      </w:r>
-      <w:r>
-        <w:t xml:space="preserve">Tras el hardening se ejecuta una</w:t>
-      </w:r>
-      <w:r>
-        <w:t xml:space="preserve"> </w:t>
-      </w:r>
-      <w:r>
-        <w:rPr>
-          <w:bCs/>
-          <w:b/>
-        </w:rPr>
-        <w:t xml:space="preserve">validación automática</w:t>
-      </w:r>
-      <w:r>
-        <w:t xml:space="preserve"> </w:t>
-      </w:r>
-      <w:r>
-        <w:t xml:space="preserve">mediante herramienta de cumplimiento (CIS-CAT, OpenSCAP, Lynis, Wazuh u otras), que verifica el grado de cumplimiento con la baseline.</w:t>
-      </w:r>
-    </w:p>
-    <w:p>
-      <w:pPr>
-        <w:pStyle w:val="BodyText"/>
-      </w:pPr>
-      <w:r>
-        <w:rPr>
-          <w:bCs/>
-          <w:b/>
-        </w:rPr>
-        <w:t xml:space="preserve">Paso 8.</w:t>
-      </w:r>
-      <w:r>
-        <w:t xml:space="preserve"> </w:t>
-      </w:r>
-      <w:r>
-        <w:t xml:space="preserve">El umbral mínimo aceptable de cumplimiento es del</w:t>
-      </w:r>
-      <w:r>
-        <w:t xml:space="preserve"> </w:t>
-      </w:r>
-      <w:r>
-        <w:rPr>
-          <w:bCs/>
-          <w:b/>
-        </w:rPr>
-        <w:t xml:space="preserve">85%</w:t>
-      </w:r>
-      <w:r>
-        <w:t xml:space="preserve"> </w:t>
-      </w:r>
-      <w:r>
-        <w:t xml:space="preserve">para sistemas de categoría BÁSICA y del</w:t>
-      </w:r>
-      <w:r>
-        <w:t xml:space="preserve"> </w:t>
-      </w:r>
-      <w:r>
-        <w:rPr>
-          <w:bCs/>
-          <w:b/>
-        </w:rPr>
-        <w:t xml:space="preserve">90%</w:t>
-      </w:r>
-      <w:r>
-        <w:t xml:space="preserve"> </w:t>
-      </w:r>
-      <w:r>
-        <w:t xml:space="preserve">para categorías MEDIA y ALTA.</w:t>
-      </w:r>
-    </w:p>
-    <w:p>
-      <w:pPr>
-        <w:pStyle w:val="BodyText"/>
-      </w:pPr>
-      <w:r>
-        <w:rPr>
-          <w:bCs/>
-          <w:b/>
-        </w:rPr>
-        <w:t xml:space="preserve">Paso 9.</w:t>
-      </w:r>
-      <w:r>
-        <w:t xml:space="preserve"> </w:t>
-      </w:r>
-      <w:r>
-        <w:t xml:space="preserve">Las divergencias se analizan caso por caso:</w:t>
-      </w:r>
-    </w:p>
-    <w:p>
-      <w:pPr>
-        <w:numPr>
-          <w:ilvl w:val="0"/>
-          <w:numId w:val="1005"/>
-        </w:numPr>
-        <w:pStyle w:val="Compact"/>
-      </w:pPr>
-      <w:r>
-        <w:t xml:space="preserve">Si pueden corregirse, se corrigen y se reverifica.</w:t>
-      </w:r>
-    </w:p>
-    <w:p>
-      <w:pPr>
-        <w:numPr>
-          <w:ilvl w:val="0"/>
-          <w:numId w:val="1005"/>
-        </w:numPr>
-        <w:pStyle w:val="Compact"/>
-      </w:pPr>
-      <w:r>
-        <w:t xml:space="preserve">Si no pueden corregirse, se documentan como excepciones justificadas.</w:t>
-      </w:r>
-    </w:p>
-    <w:bookmarkEnd w:id="33"/>
-    <w:bookmarkStart w:id="34" w:name="aceptación-y-puesta-en-producción"/>
-    <w:p>
-      <w:pPr>
-        <w:pStyle w:val="Heading3"/>
-      </w:pPr>
-      <w:r>
-        <w:t xml:space="preserve">5.4 Aceptación y puesta en producción</w:t>
-      </w:r>
-    </w:p>
-    <w:p>
-      <w:pPr>
-        <w:pStyle w:val="FirstParagraph"/>
-      </w:pPr>
-      <w:r>
-        <w:rPr>
-          <w:bCs/>
-          <w:b/>
-        </w:rPr>
-        <w:t xml:space="preserve">Paso 10.</w:t>
-      </w:r>
-      <w:r>
-        <w:t xml:space="preserve"> </w:t>
-      </w:r>
-      <w:r>
-        <w:t xml:space="preserve">Una vez validado el hardening, el sistema se pone en producción siguiendo el procedimiento de gestión de cambios ({{ proyecto.codigo_documento_base }}-206).</w:t>
-      </w:r>
-    </w:p>
-    <w:p>
-      <w:pPr>
-        <w:pStyle w:val="BodyText"/>
-      </w:pPr>
-      <w:r>
-        <w:rPr>
-          <w:bCs/>
-          <w:b/>
-        </w:rPr>
-        <w:t xml:space="preserve">Paso 11.</w:t>
-      </w:r>
-      <w:r>
-        <w:t xml:space="preserve"> </w:t>
-      </w:r>
-      <w:r>
-        <w:t xml:space="preserve">Se incorpora al</w:t>
-      </w:r>
-      <w:r>
-        <w:t xml:space="preserve"> </w:t>
-      </w:r>
-      <w:r>
-        <w:rPr>
-          <w:bCs/>
-          <w:b/>
-        </w:rPr>
-        <w:t xml:space="preserve">Inventario de Activos</w:t>
-      </w:r>
-      <w:r>
-        <w:t xml:space="preserve"> </w:t>
-      </w:r>
-      <w:r>
-        <w:t xml:space="preserve">y al</w:t>
-      </w:r>
-      <w:r>
-        <w:t xml:space="preserve"> </w:t>
-      </w:r>
-      <w:r>
-        <w:rPr>
-          <w:bCs/>
-          <w:b/>
-        </w:rPr>
-        <w:t xml:space="preserve">Inventario de Configuraciones</w:t>
-      </w:r>
-      <w:r>
-        <w:t xml:space="preserve"> </w:t>
-      </w:r>
-      <w:r>
-        <w:t xml:space="preserve">del SGSI.</w:t>
-      </w:r>
-    </w:p>
-    <w:bookmarkEnd w:id="34"/>
-    <w:bookmarkEnd w:id="35"/>
-    <w:bookmarkStart w:id="39" w:name="gestión-continua-de-la-configuración"/>
-    <w:p>
-      <w:pPr>
-        <w:pStyle w:val="Heading2"/>
-      </w:pPr>
-      <w:r>
-        <w:t xml:space="preserve">6. GESTIÓN CONTINUA DE LA CONFIGURACIÓN</w:t>
-      </w:r>
-    </w:p>
-    <w:bookmarkStart w:id="36" w:name="monitorización-del-cumplimiento"/>
-    <w:p>
-      <w:pPr>
-        <w:pStyle w:val="Heading3"/>
-      </w:pPr>
-      <w:r>
-        <w:t xml:space="preserve">6.1 Monitorización del cumplimiento</w:t>
-      </w:r>
-    </w:p>
-    <w:p>
-      <w:pPr>
-        <w:pStyle w:val="FirstParagraph"/>
-      </w:pPr>
-      <w:r>
-        <w:rPr>
-          <w:bCs/>
-          <w:b/>
-        </w:rPr>
-        <w:t xml:space="preserve">Paso 12.</w:t>
-      </w:r>
-      <w:r>
-        <w:t xml:space="preserve"> </w:t>
-      </w:r>
-      <w:r>
-        <w:t xml:space="preserve">El cumplimiento de cada sistema con su baseline se monitoriza de forma</w:t>
-      </w:r>
-      <w:r>
-        <w:t xml:space="preserve"> </w:t>
-      </w:r>
-      <w:r>
-        <w:rPr>
-          <w:bCs/>
-          <w:b/>
-        </w:rPr>
-        <w:t xml:space="preserve">continua o periódica</w:t>
-      </w:r>
-      <w:r>
-        <w:t xml:space="preserve"> </w:t>
-      </w:r>
-      <w:r>
-        <w:t xml:space="preserve">mediante:</w:t>
-      </w:r>
-    </w:p>
-    <w:p>
-      <w:pPr>
-        <w:numPr>
-          <w:ilvl w:val="0"/>
-          <w:numId w:val="1006"/>
-        </w:numPr>
-        <w:pStyle w:val="Compact"/>
-      </w:pPr>
-      <w:r>
-        <w:t xml:space="preserve">Agentes de cumplimiento instalados en los sistemas.</w:t>
-      </w:r>
-    </w:p>
-    <w:p>
-      <w:pPr>
-        <w:numPr>
-          <w:ilvl w:val="0"/>
-          <w:numId w:val="1006"/>
-        </w:numPr>
-        <w:pStyle w:val="Compact"/>
-      </w:pPr>
-      <w:r>
-        <w:t xml:space="preserve">Escaneos programados desde una herramienta centralizada.</w:t>
-      </w:r>
-    </w:p>
-    <w:p>
-      <w:pPr>
-        <w:numPr>
-          <w:ilvl w:val="0"/>
-          <w:numId w:val="1006"/>
-        </w:numPr>
-        <w:pStyle w:val="Compact"/>
-      </w:pPr>
-      <w:r>
-        <w:t xml:space="preserve">Integración con el SIEM corporativo cuando sea posible.</w:t>
-      </w:r>
-    </w:p>
-    <w:p>
-      <w:pPr>
-        <w:pStyle w:val="FirstParagraph"/>
-      </w:pPr>
-      <w:r>
-        <w:rPr>
-          <w:bCs/>
-          <w:b/>
-        </w:rPr>
-        <w:t xml:space="preserve">Paso 13.</w:t>
-      </w:r>
-      <w:r>
-        <w:t xml:space="preserve"> </w:t>
-      </w:r>
-      <w:r>
-        <w:t xml:space="preserve">Las desviaciones detectadas generan alertas que son tratadas por el Responsable del Sistema en los siguientes plazos:</w:t>
       </w:r>
     </w:p>
     <w:tbl>
@@ -1429,19 +523,19 @@
               <w:jc w:val="left"/>
             </w:pPr>
             <w:r>
-              <w:t xml:space="preserve">Severidad de la desviación</w:t>
-            </w:r>
-          </w:p>
-        </w:tc>
-        <w:tc>
-          <w:tcPr/>
-          <w:p>
-            <w:pPr>
-              <w:pStyle w:val="Compact"/>
-              <w:jc w:val="left"/>
-            </w:pPr>
-            <w:r>
-              <w:t xml:space="preserve">Plazo máximo de corrección</w:t>
+              <w:t xml:space="preserve">Tipo de sistema</w:t>
+            </w:r>
+          </w:p>
+        </w:tc>
+        <w:tc>
+          <w:tcPr/>
+          <w:p>
+            <w:pPr>
+              <w:pStyle w:val="Compact"/>
+              <w:jc w:val="left"/>
+            </w:pPr>
+            <w:r>
+              <w:t xml:space="preserve">Baseline aplicable</w:t>
             </w:r>
           </w:p>
         </w:tc>
@@ -1455,19 +549,19 @@
               <w:jc w:val="left"/>
             </w:pPr>
             <w:r>
-              <w:t xml:space="preserve">Crítica</w:t>
-            </w:r>
-          </w:p>
-        </w:tc>
-        <w:tc>
-          <w:tcPr/>
-          <w:p>
-            <w:pPr>
-              <w:pStyle w:val="Compact"/>
-              <w:jc w:val="left"/>
-            </w:pPr>
-            <w:r>
-              <w:t xml:space="preserve">24 horas</w:t>
+              <w:t xml:space="preserve">Linux servidor (Ubuntu, RHEL, Debian)</w:t>
+            </w:r>
+          </w:p>
+        </w:tc>
+        <w:tc>
+          <w:tcPr/>
+          <w:p>
+            <w:pPr>
+              <w:pStyle w:val="Compact"/>
+              <w:jc w:val="left"/>
+            </w:pPr>
+            <w:r>
+              <w:t xml:space="preserve">CIS Benchmark + adaptaciones</w:t>
             </w:r>
           </w:p>
         </w:tc>
@@ -1481,19 +575,19 @@
               <w:jc w:val="left"/>
             </w:pPr>
             <w:r>
-              <w:t xml:space="preserve">Alta</w:t>
-            </w:r>
-          </w:p>
-        </w:tc>
-        <w:tc>
-          <w:tcPr/>
-          <w:p>
-            <w:pPr>
-              <w:pStyle w:val="Compact"/>
-              <w:jc w:val="left"/>
-            </w:pPr>
-            <w:r>
-              <w:t xml:space="preserve">7 días</w:t>
+              <w:t xml:space="preserve">Windows Server</w:t>
+            </w:r>
+          </w:p>
+        </w:tc>
+        <w:tc>
+          <w:tcPr/>
+          <w:p>
+            <w:pPr>
+              <w:pStyle w:val="Compact"/>
+              <w:jc w:val="left"/>
+            </w:pPr>
+            <w:r>
+              <w:t xml:space="preserve">CIS Benchmark + Microsoft Security Baseline</w:t>
             </w:r>
           </w:p>
         </w:tc>
@@ -1507,19 +601,19 @@
               <w:jc w:val="left"/>
             </w:pPr>
             <w:r>
-              <w:t xml:space="preserve">Media</w:t>
-            </w:r>
-          </w:p>
-        </w:tc>
-        <w:tc>
-          <w:tcPr/>
-          <w:p>
-            <w:pPr>
-              <w:pStyle w:val="Compact"/>
-              <w:jc w:val="left"/>
-            </w:pPr>
-            <w:r>
-              <w:t xml:space="preserve">30 días</w:t>
+              <w:t xml:space="preserve">Estaciones de trabajo Windows</w:t>
+            </w:r>
+          </w:p>
+        </w:tc>
+        <w:tc>
+          <w:tcPr/>
+          <w:p>
+            <w:pPr>
+              <w:pStyle w:val="Compact"/>
+              <w:jc w:val="left"/>
+            </w:pPr>
+            <w:r>
+              <w:t xml:space="preserve">CIS Benchmark + Microsoft Security Baseline</w:t>
             </w:r>
           </w:p>
         </w:tc>
@@ -1533,32 +627,198 @@
               <w:jc w:val="left"/>
             </w:pPr>
             <w:r>
-              <w:t xml:space="preserve">Baja</w:t>
-            </w:r>
-          </w:p>
-        </w:tc>
-        <w:tc>
-          <w:tcPr/>
-          <w:p>
-            <w:pPr>
-              <w:pStyle w:val="Compact"/>
-              <w:jc w:val="left"/>
-            </w:pPr>
-            <w:r>
-              <w:t xml:space="preserve">90 días</w:t>
+              <w:t xml:space="preserve">Estaciones de trabajo macOS</w:t>
+            </w:r>
+          </w:p>
+        </w:tc>
+        <w:tc>
+          <w:tcPr/>
+          <w:p>
+            <w:pPr>
+              <w:pStyle w:val="Compact"/>
+              <w:jc w:val="left"/>
+            </w:pPr>
+            <w:r>
+              <w:t xml:space="preserve">CIS Benchmark</w:t>
+            </w:r>
+          </w:p>
+        </w:tc>
+      </w:tr>
+      <w:tr>
+        <w:tc>
+          <w:tcPr/>
+          <w:p>
+            <w:pPr>
+              <w:pStyle w:val="Compact"/>
+              <w:jc w:val="left"/>
+            </w:pPr>
+            <w:r>
+              <w:t xml:space="preserve">Bases de datos PostgreSQL / MySQL / SQL Server</w:t>
+            </w:r>
+          </w:p>
+        </w:tc>
+        <w:tc>
+          <w:tcPr/>
+          <w:p>
+            <w:pPr>
+              <w:pStyle w:val="Compact"/>
+              <w:jc w:val="left"/>
+            </w:pPr>
+            <w:r>
+              <w:t xml:space="preserve">CIS Benchmark</w:t>
+            </w:r>
+          </w:p>
+        </w:tc>
+      </w:tr>
+      <w:tr>
+        <w:tc>
+          <w:tcPr/>
+          <w:p>
+            <w:pPr>
+              <w:pStyle w:val="Compact"/>
+              <w:jc w:val="left"/>
+            </w:pPr>
+            <w:r>
+              <w:t xml:space="preserve">Servidores web (Nginx, Apache, IIS)</w:t>
+            </w:r>
+          </w:p>
+        </w:tc>
+        <w:tc>
+          <w:tcPr/>
+          <w:p>
+            <w:pPr>
+              <w:pStyle w:val="Compact"/>
+              <w:jc w:val="left"/>
+            </w:pPr>
+            <w:r>
+              <w:t xml:space="preserve">CIS Benchmark</w:t>
+            </w:r>
+          </w:p>
+        </w:tc>
+      </w:tr>
+      <w:tr>
+        <w:tc>
+          <w:tcPr/>
+          <w:p>
+            <w:pPr>
+              <w:pStyle w:val="Compact"/>
+              <w:jc w:val="left"/>
+            </w:pPr>
+            <w:r>
+              <w:t xml:space="preserve">Contenedores Docker / Kubernetes</w:t>
+            </w:r>
+          </w:p>
+        </w:tc>
+        <w:tc>
+          <w:tcPr/>
+          <w:p>
+            <w:pPr>
+              <w:pStyle w:val="Compact"/>
+              <w:jc w:val="left"/>
+            </w:pPr>
+            <w:r>
+              <w:t xml:space="preserve">CIS Benchmark + ENISA recommendations</w:t>
+            </w:r>
+          </w:p>
+        </w:tc>
+      </w:tr>
+      <w:tr>
+        <w:tc>
+          <w:tcPr/>
+          <w:p>
+            <w:pPr>
+              <w:pStyle w:val="Compact"/>
+              <w:jc w:val="left"/>
+            </w:pPr>
+            <w:r>
+              <w:t xml:space="preserve">AWS / Azure / GCP</w:t>
+            </w:r>
+          </w:p>
+        </w:tc>
+        <w:tc>
+          <w:tcPr/>
+          <w:p>
+            <w:pPr>
+              <w:pStyle w:val="Compact"/>
+              <w:jc w:val="left"/>
+            </w:pPr>
+            <w:r>
+              <w:t xml:space="preserve">CIS Benchmark cloud + Well-Architected Framework</w:t>
+            </w:r>
+          </w:p>
+        </w:tc>
+      </w:tr>
+      <w:tr>
+        <w:tc>
+          <w:tcPr/>
+          <w:p>
+            <w:pPr>
+              <w:pStyle w:val="Compact"/>
+              <w:jc w:val="left"/>
+            </w:pPr>
+            <w:r>
+              <w:t xml:space="preserve">Dispositivos de red (Cisco, Fortinet)</w:t>
+            </w:r>
+          </w:p>
+        </w:tc>
+        <w:tc>
+          <w:tcPr/>
+          <w:p>
+            <w:pPr>
+              <w:pStyle w:val="Compact"/>
+              <w:jc w:val="left"/>
+            </w:pPr>
+            <w:r>
+              <w:t xml:space="preserve">STIG + recomendaciones del fabricante</w:t>
+            </w:r>
+          </w:p>
+        </w:tc>
+      </w:tr>
+      <w:tr>
+        <w:tc>
+          <w:tcPr/>
+          <w:p>
+            <w:pPr>
+              <w:pStyle w:val="Compact"/>
+              <w:jc w:val="left"/>
+            </w:pPr>
+            <w:r>
+              <w:t xml:space="preserve">Productos del CPSTIC del CCN</w:t>
+            </w:r>
+          </w:p>
+        </w:tc>
+        <w:tc>
+          <w:tcPr/>
+          <w:p>
+            <w:pPr>
+              <w:pStyle w:val="Compact"/>
+              <w:jc w:val="left"/>
+            </w:pPr>
+            <w:r>
+              <w:t xml:space="preserve">Guías CCN-STIC específicas</w:t>
             </w:r>
           </w:p>
         </w:tc>
       </w:tr>
     </w:tbl>
-    <w:bookmarkEnd w:id="36"/>
-    <w:bookmarkStart w:id="37" w:name="cambios-autorizados"/>
+    <w:bookmarkEnd w:id="29"/>
+    <w:bookmarkEnd w:id="30"/>
+    <w:bookmarkStart w:id="35" w:name="X16e3d8d9fc04e6fc8f2c04c2d9a2e39129fddac"/>
+    <w:p>
+      <w:pPr>
+        <w:pStyle w:val="Heading2"/>
+      </w:pPr>
+      <w:r>
+        <w:t xml:space="preserve">5. PROCESO DE HARDENING DE NUEVOS SISTEMAS</w:t>
+      </w:r>
+    </w:p>
+    <w:bookmarkStart w:id="31" w:name="Xbfb001549c06be01f75c523f25c591f7df34450"/>
     <w:p>
       <w:pPr>
         <w:pStyle w:val="Heading3"/>
       </w:pPr>
       <w:r>
-        <w:t xml:space="preserve">6.2 Cambios autorizados</w:t>
+        <w:t xml:space="preserve">5.1 Análisis previo</w:t>
       </w:r>
     </w:p>
     <w:p>
@@ -1570,100 +830,71 @@
           <w:bCs/>
           <w:b/>
         </w:rPr>
-        <w:t xml:space="preserve">Paso 14.</w:t>
-      </w:r>
-      <w:r>
-        <w:t xml:space="preserve"> </w:t>
-      </w:r>
-      <w:r>
-        <w:t xml:space="preserve">Cualquier modificación intencional de la configuración debe gestionarse a través del procedimiento de gestión de cambios ({{ proyecto.codigo_documento_base }}-206), actualizándose la documentación del sistema y, cuando proceda, la propia baseline.</w:t>
-      </w:r>
-    </w:p>
-    <w:bookmarkEnd w:id="37"/>
-    <w:bookmarkStart w:id="38" w:name="cambios-no-autorizados-drift"/>
-    <w:p>
-      <w:pPr>
-        <w:pStyle w:val="Heading3"/>
-      </w:pPr>
-      <w:r>
-        <w:t xml:space="preserve">6.3 Cambios no autorizados (drift)</w:t>
-      </w:r>
-    </w:p>
-    <w:p>
-      <w:pPr>
-        <w:pStyle w:val="FirstParagraph"/>
-      </w:pPr>
-      <w:r>
-        <w:rPr>
-          <w:bCs/>
-          <w:b/>
-        </w:rPr>
-        <w:t xml:space="preserve">Paso 15.</w:t>
-      </w:r>
-      <w:r>
-        <w:t xml:space="preserve"> </w:t>
-      </w:r>
-      <w:r>
-        <w:t xml:space="preserve">Cuando se detecta una modificación no autorizada de la configuración (drift), el Responsable de la Seguridad:</w:t>
+        <w:t xml:space="preserve">Paso 4.</w:t>
+      </w:r>
+      <w:r>
+        <w:t xml:space="preserve"> </w:t>
+      </w:r>
+      <w:r>
+        <w:t xml:space="preserve">Antes de la instalación de un nuevo sistema, el Responsable del Sistema identifica:</w:t>
       </w:r>
     </w:p>
     <w:p>
       <w:pPr>
         <w:numPr>
           <w:ilvl w:val="0"/>
-          <w:numId w:val="1007"/>
+          <w:numId w:val="1002"/>
         </w:numPr>
         <w:pStyle w:val="Compact"/>
       </w:pPr>
       <w:r>
-        <w:t xml:space="preserve">Analiza el cambio y determina su origen.</w:t>
+        <w:t xml:space="preserve">Tipo de sistema y baseline aplicable.</w:t>
       </w:r>
     </w:p>
     <w:p>
       <w:pPr>
         <w:numPr>
           <w:ilvl w:val="0"/>
-          <w:numId w:val="1007"/>
+          <w:numId w:val="1002"/>
         </w:numPr>
         <w:pStyle w:val="Compact"/>
       </w:pPr>
       <w:r>
-        <w:t xml:space="preserve">Decide si se trata de un incidente que requiera activar el procedimiento {{ proyecto.codigo_documento_base }}-204.</w:t>
+        <w:t xml:space="preserve">Función específica que va a desempeñar.</w:t>
       </w:r>
     </w:p>
     <w:p>
       <w:pPr>
         <w:numPr>
           <w:ilvl w:val="0"/>
-          <w:numId w:val="1007"/>
+          <w:numId w:val="1002"/>
         </w:numPr>
         <w:pStyle w:val="Compact"/>
       </w:pPr>
       <w:r>
-        <w:t xml:space="preserve">Restaura la configuración correcta.</w:t>
+        <w:t xml:space="preserve">Nivel de seguridad exigible conforme a la categoría ENS del servicio que sustenta.</w:t>
       </w:r>
     </w:p>
     <w:p>
       <w:pPr>
         <w:numPr>
           <w:ilvl w:val="0"/>
-          <w:numId w:val="1007"/>
+          <w:numId w:val="1002"/>
         </w:numPr>
         <w:pStyle w:val="Compact"/>
       </w:pPr>
       <w:r>
-        <w:t xml:space="preserve">Refuerza los controles para evitar la repetición.</w:t>
-      </w:r>
-    </w:p>
-    <w:bookmarkEnd w:id="38"/>
-    <w:bookmarkEnd w:id="39"/>
-    <w:bookmarkStart w:id="40" w:name="revisión-periódica-de-las-baselines"/>
-    <w:p>
-      <w:pPr>
-        <w:pStyle w:val="Heading2"/>
-      </w:pPr>
-      <w:r>
-        <w:t xml:space="preserve">7. REVISIÓN PERIÓDICA DE LAS BASELINES</w:t>
+        <w:t xml:space="preserve">Excepciones previsibles a la baseline.</w:t>
+      </w:r>
+    </w:p>
+    <w:bookmarkEnd w:id="31"/>
+    <w:bookmarkStart w:id="32" w:name="Xbe5411f1de0737026576bd8724e21c5d2eb2426"/>
+    <w:p>
+      <w:pPr>
+        <w:pStyle w:val="Heading3"/>
+      </w:pPr>
+      <w:r>
+        <w:t xml:space="preserve">5.2 Instalación y hardening</w:t>
       </w:r>
     </w:p>
     <w:p>
@@ -1675,89 +906,177 @@
           <w:bCs/>
           <w:b/>
         </w:rPr>
-        <w:t xml:space="preserve">Paso 16.</w:t>
-      </w:r>
-      <w:r>
-        <w:t xml:space="preserve"> </w:t>
-      </w:r>
-      <w:r>
-        <w:t xml:space="preserve">Las baselines se revisan al menos</w:t>
-      </w:r>
-      <w:r>
-        <w:t xml:space="preserve"> </w:t>
-      </w:r>
-      <w:r>
-        <w:rPr>
-          <w:bCs/>
-          <w:b/>
-        </w:rPr>
-        <w:t xml:space="preserve">anualmente</w:t>
-      </w:r>
-      <w:r>
-        <w:t xml:space="preserve"> </w:t>
-      </w:r>
-      <w:r>
-        <w:t xml:space="preserve">por el Responsable de la Seguridad, atendiendo a:</w:t>
+        <w:t xml:space="preserve">Paso 5.</w:t>
+      </w:r>
+      <w:r>
+        <w:t xml:space="preserve"> </w:t>
+      </w:r>
+      <w:r>
+        <w:t xml:space="preserve">La instalación se realiza utilizando, cuando sea posible, plantillas Infrastructure as Code (IaC) preconfiguradas con la baseline aplicable.</w:t>
+      </w:r>
+    </w:p>
+    <w:p>
+      <w:pPr>
+        <w:pStyle w:val="BodyText"/>
+      </w:pPr>
+      <w:r>
+        <w:rPr>
+          <w:bCs/>
+          <w:b/>
+        </w:rPr>
+        <w:t xml:space="preserve">Paso 6.</w:t>
+      </w:r>
+      <w:r>
+        <w:t xml:space="preserve"> </w:t>
+      </w:r>
+      <w:r>
+        <w:t xml:space="preserve">Tras la instalación se aplica el procedimiento de hardening específico documentado en la</w:t>
+      </w:r>
+      <w:r>
+        <w:t xml:space="preserve"> </w:t>
+      </w:r>
+      <w:r>
+        <w:rPr>
+          <w:bCs/>
+          <w:b/>
+        </w:rPr>
+        <w:t xml:space="preserve">Instrucción Técnica IT-219-XX</w:t>
+      </w:r>
+      <w:r>
+        <w:t xml:space="preserve"> </w:t>
+      </w:r>
+      <w:r>
+        <w:t xml:space="preserve">correspondiente al tipo de sistema, que incluye:</w:t>
       </w:r>
     </w:p>
     <w:p>
       <w:pPr>
         <w:numPr>
           <w:ilvl w:val="0"/>
-          <w:numId w:val="1008"/>
+          <w:numId w:val="1003"/>
         </w:numPr>
         <w:pStyle w:val="Compact"/>
       </w:pPr>
       <w:r>
-        <w:t xml:space="preserve">Actualizaciones de las baselines de referencia (CIS, STIG, CCN-STIC).</w:t>
+        <w:t xml:space="preserve">Eliminación de servicios y software innecesarios.</w:t>
       </w:r>
     </w:p>
     <w:p>
       <w:pPr>
         <w:numPr>
           <w:ilvl w:val="0"/>
-          <w:numId w:val="1008"/>
+          <w:numId w:val="1003"/>
         </w:numPr>
         <w:pStyle w:val="Compact"/>
       </w:pPr>
       <w:r>
-        <w:t xml:space="preserve">Nuevas vulnerabilidades publicadas.</w:t>
+        <w:t xml:space="preserve">Configuración de cuentas: deshabilitar cuentas por defecto, renombrar la administradora local, fijar políticas de contraseñas.</w:t>
       </w:r>
     </w:p>
     <w:p>
       <w:pPr>
         <w:numPr>
           <w:ilvl w:val="0"/>
-          <w:numId w:val="1008"/>
+          <w:numId w:val="1003"/>
         </w:numPr>
         <w:pStyle w:val="Compact"/>
       </w:pPr>
       <w:r>
-        <w:t xml:space="preserve">Lecciones aprendidas de incidentes.</w:t>
+        <w:t xml:space="preserve">Configuración del firewall local: regla por defecto DENY, apertura solo de puertos estrictamente necesarios.</w:t>
       </w:r>
     </w:p>
     <w:p>
       <w:pPr>
         <w:numPr>
           <w:ilvl w:val="0"/>
-          <w:numId w:val="1008"/>
+          <w:numId w:val="1003"/>
         </w:numPr>
         <w:pStyle w:val="Compact"/>
       </w:pPr>
       <w:r>
-        <w:t xml:space="preserve">Nuevas necesidades operativas.</w:t>
+        <w:t xml:space="preserve">Configuración del sistema de logging conforme al procedimiento {{ proyecto.codigo_documento_base }}-220.</w:t>
       </w:r>
     </w:p>
     <w:p>
       <w:pPr>
         <w:numPr>
           <w:ilvl w:val="0"/>
-          <w:numId w:val="1008"/>
+          <w:numId w:val="1003"/>
         </w:numPr>
         <w:pStyle w:val="Compact"/>
       </w:pPr>
       <w:r>
-        <w:t xml:space="preserve">Cambios en el inventario tecnológico.</w:t>
+        <w:t xml:space="preserve">Configuración del sistema de actualizaciones automáticas conforme al procedimiento {{ proyecto.codigo_documento_base }}-205.</w:t>
+      </w:r>
+    </w:p>
+    <w:p>
+      <w:pPr>
+        <w:numPr>
+          <w:ilvl w:val="0"/>
+          <w:numId w:val="1003"/>
+        </w:numPr>
+        <w:pStyle w:val="Compact"/>
+      </w:pPr>
+      <w:r>
+        <w:t xml:space="preserve">Configuración del antimalware corporativo cuando proceda.</w:t>
+      </w:r>
+    </w:p>
+    <w:p>
+      <w:pPr>
+        <w:numPr>
+          <w:ilvl w:val="0"/>
+          <w:numId w:val="1003"/>
+        </w:numPr>
+        <w:pStyle w:val="Compact"/>
+      </w:pPr>
+      <w:r>
+        <w:t xml:space="preserve">Restricciones de protocolos y cifrados (TLS, SSH).</w:t>
+      </w:r>
+    </w:p>
+    <w:p>
+      <w:pPr>
+        <w:numPr>
+          <w:ilvl w:val="0"/>
+          <w:numId w:val="1003"/>
+        </w:numPr>
+        <w:pStyle w:val="Compact"/>
+      </w:pPr>
+      <w:r>
+        <w:t xml:space="preserve">Eliminación de banners informativos innecesarios.</w:t>
+      </w:r>
+    </w:p>
+    <w:p>
+      <w:pPr>
+        <w:numPr>
+          <w:ilvl w:val="0"/>
+          <w:numId w:val="1003"/>
+        </w:numPr>
+        <w:pStyle w:val="Compact"/>
+      </w:pPr>
+      <w:r>
+        <w:t xml:space="preserve">Configuración de auditoría.</w:t>
+      </w:r>
+    </w:p>
+    <w:p>
+      <w:pPr>
+        <w:numPr>
+          <w:ilvl w:val="0"/>
+          <w:numId w:val="1003"/>
+        </w:numPr>
+        <w:pStyle w:val="Compact"/>
+      </w:pPr>
+      <w:r>
+        <w:t xml:space="preserve">Configuración del sincronismo de tiempo con servidor NTP corporativo.</w:t>
+      </w:r>
+    </w:p>
+    <w:bookmarkEnd w:id="32"/>
+    <w:bookmarkStart w:id="33" w:name="X475fde9bcbb7b61dfbd6a7aed805e5239dee088"/>
+    <w:p>
+      <w:pPr>
+        <w:pStyle w:val="Heading3"/>
+      </w:pPr>
+      <w:r>
+        <w:t xml:space="preserve">5.3 Validación</w:t>
       </w:r>
     </w:p>
     <w:p>
@@ -1769,23 +1088,307 @@
           <w:bCs/>
           <w:b/>
         </w:rPr>
-        <w:t xml:space="preserve">Paso 17.</w:t>
-      </w:r>
-      <w:r>
-        <w:t xml:space="preserve"> </w:t>
-      </w:r>
-      <w:r>
-        <w:t xml:space="preserve">Las modificaciones aprobadas se aplican a los sistemas existentes según el calendario que apruebe el Comité de Seguridad, priorizando los sistemas de mayor categoría.</w:t>
-      </w:r>
-    </w:p>
-    <w:bookmarkEnd w:id="40"/>
-    <w:bookmarkStart w:id="41" w:name="indicadores"/>
+        <w:t xml:space="preserve">Paso 7.</w:t>
+      </w:r>
+      <w:r>
+        <w:t xml:space="preserve"> </w:t>
+      </w:r>
+      <w:r>
+        <w:t xml:space="preserve">Tras el hardening se ejecuta una</w:t>
+      </w:r>
+      <w:r>
+        <w:t xml:space="preserve"> </w:t>
+      </w:r>
+      <w:r>
+        <w:rPr>
+          <w:bCs/>
+          <w:b/>
+        </w:rPr>
+        <w:t xml:space="preserve">validación automática</w:t>
+      </w:r>
+      <w:r>
+        <w:t xml:space="preserve"> </w:t>
+      </w:r>
+      <w:r>
+        <w:t xml:space="preserve">mediante herramienta de cumplimiento (CIS-CAT, OpenSCAP, Lynis, Wazuh u otras), que verifica el grado de cumplimiento con la baseline.</w:t>
+      </w:r>
+    </w:p>
+    <w:p>
+      <w:pPr>
+        <w:pStyle w:val="BodyText"/>
+      </w:pPr>
+      <w:r>
+        <w:rPr>
+          <w:bCs/>
+          <w:b/>
+        </w:rPr>
+        <w:t xml:space="preserve">Paso 8.</w:t>
+      </w:r>
+      <w:r>
+        <w:t xml:space="preserve"> </w:t>
+      </w:r>
+      <w:r>
+        <w:t xml:space="preserve">El umbral mínimo aceptable de cumplimiento es del</w:t>
+      </w:r>
+      <w:r>
+        <w:t xml:space="preserve"> </w:t>
+      </w:r>
+      <w:r>
+        <w:rPr>
+          <w:bCs/>
+          <w:b/>
+        </w:rPr>
+        <w:t xml:space="preserve">85%</w:t>
+      </w:r>
+      <w:r>
+        <w:t xml:space="preserve"> </w:t>
+      </w:r>
+      <w:r>
+        <w:t xml:space="preserve">para sistemas de categoría BÁSICA y del</w:t>
+      </w:r>
+      <w:r>
+        <w:t xml:space="preserve"> </w:t>
+      </w:r>
+      <w:r>
+        <w:rPr>
+          <w:bCs/>
+          <w:b/>
+        </w:rPr>
+        <w:t xml:space="preserve">90%</w:t>
+      </w:r>
+      <w:r>
+        <w:t xml:space="preserve"> </w:t>
+      </w:r>
+      <w:r>
+        <w:t xml:space="preserve">para categorías MEDIA y ALTA.</w:t>
+      </w:r>
+    </w:p>
+    <w:p>
+      <w:pPr>
+        <w:pStyle w:val="BodyText"/>
+      </w:pPr>
+      <w:r>
+        <w:rPr>
+          <w:bCs/>
+          <w:b/>
+        </w:rPr>
+        <w:t xml:space="preserve">Paso 9.</w:t>
+      </w:r>
+      <w:r>
+        <w:t xml:space="preserve"> </w:t>
+      </w:r>
+      <w:r>
+        <w:t xml:space="preserve">Las divergencias se analizan caso por caso:</w:t>
+      </w:r>
+    </w:p>
+    <w:p>
+      <w:pPr>
+        <w:numPr>
+          <w:ilvl w:val="0"/>
+          <w:numId w:val="1004"/>
+        </w:numPr>
+        <w:pStyle w:val="Compact"/>
+      </w:pPr>
+      <w:r>
+        <w:t xml:space="preserve">Si pueden corregirse, se corrigen y se reverifica.</w:t>
+      </w:r>
+    </w:p>
+    <w:p>
+      <w:pPr>
+        <w:numPr>
+          <w:ilvl w:val="0"/>
+          <w:numId w:val="1004"/>
+        </w:numPr>
+        <w:pStyle w:val="Compact"/>
+      </w:pPr>
+      <w:r>
+        <w:t xml:space="preserve">Si no pueden corregirse, se documentan como excepciones justificadas.</w:t>
+      </w:r>
+    </w:p>
+    <w:bookmarkEnd w:id="33"/>
+    <w:bookmarkStart w:id="34" w:name="Xb630eaae38209d184be273a62185d7ea2bf866a"/>
+    <w:p>
+      <w:pPr>
+        <w:pStyle w:val="Heading3"/>
+      </w:pPr>
+      <w:r>
+        <w:t xml:space="preserve">5.4 Aceptación y puesta en producción</w:t>
+      </w:r>
+    </w:p>
+    <w:p>
+      <w:pPr>
+        <w:pStyle w:val="FirstParagraph"/>
+      </w:pPr>
+      <w:r>
+        <w:rPr>
+          <w:bCs/>
+          <w:b/>
+        </w:rPr>
+        <w:t xml:space="preserve">Paso 10.</w:t>
+      </w:r>
+      <w:r>
+        <w:t xml:space="preserve"> </w:t>
+      </w:r>
+      <w:r>
+        <w:t xml:space="preserve">Una vez validado el hardening, el sistema se pone en producción siguiendo el procedimiento de gestión de cambios ({{ proyecto.codigo_documento_base }}-203).</w:t>
+      </w:r>
+    </w:p>
+    <w:p>
+      <w:pPr>
+        <w:pStyle w:val="BodyText"/>
+      </w:pPr>
+      <w:r>
+        <w:rPr>
+          <w:bCs/>
+          <w:b/>
+        </w:rPr>
+        <w:t xml:space="preserve">Paso 11.</w:t>
+      </w:r>
+      <w:r>
+        <w:t xml:space="preserve"> </w:t>
+      </w:r>
+      <w:r>
+        <w:t xml:space="preserve">Se incorpora al</w:t>
+      </w:r>
+      <w:r>
+        <w:t xml:space="preserve"> </w:t>
+      </w:r>
+      <w:r>
+        <w:rPr>
+          <w:bCs/>
+          <w:b/>
+        </w:rPr>
+        <w:t xml:space="preserve">Inventario de Activos</w:t>
+      </w:r>
+      <w:r>
+        <w:t xml:space="preserve"> </w:t>
+      </w:r>
+      <w:r>
+        <w:t xml:space="preserve">y al</w:t>
+      </w:r>
+      <w:r>
+        <w:t xml:space="preserve"> </w:t>
+      </w:r>
+      <w:r>
+        <w:rPr>
+          <w:bCs/>
+          <w:b/>
+        </w:rPr>
+        <w:t xml:space="preserve">Inventario de Configuraciones</w:t>
+      </w:r>
+      <w:r>
+        <w:t xml:space="preserve"> </w:t>
+      </w:r>
+      <w:r>
+        <w:t xml:space="preserve">del SGSI.</w:t>
+      </w:r>
+    </w:p>
+    <w:bookmarkEnd w:id="34"/>
+    <w:bookmarkEnd w:id="35"/>
+    <w:bookmarkStart w:id="39" w:name="X89082d2a9b241ae03e2f225241b91044ffc8873"/>
     <w:p>
       <w:pPr>
         <w:pStyle w:val="Heading2"/>
       </w:pPr>
       <w:r>
-        <w:t xml:space="preserve">8. INDICADORES</w:t>
+        <w:t xml:space="preserve">6. GESTIÓN CONTINUA DE LA CONFIGURACIÓN</w:t>
+      </w:r>
+    </w:p>
+    <w:bookmarkStart w:id="36" w:name="X7d09b0e18376c32c3ca5647c86c1e08228e0271"/>
+    <w:p>
+      <w:pPr>
+        <w:pStyle w:val="Heading3"/>
+      </w:pPr>
+      <w:r>
+        <w:t xml:space="preserve">6.1 Monitorización del cumplimiento</w:t>
+      </w:r>
+    </w:p>
+    <w:p>
+      <w:pPr>
+        <w:pStyle w:val="FirstParagraph"/>
+      </w:pPr>
+      <w:r>
+        <w:rPr>
+          <w:bCs/>
+          <w:b/>
+        </w:rPr>
+        <w:t xml:space="preserve">Paso 12.</w:t>
+      </w:r>
+      <w:r>
+        <w:t xml:space="preserve"> </w:t>
+      </w:r>
+      <w:r>
+        <w:t xml:space="preserve">El cumplimiento de cada sistema con su baseline se monitoriza de forma</w:t>
+      </w:r>
+      <w:r>
+        <w:t xml:space="preserve"> </w:t>
+      </w:r>
+      <w:r>
+        <w:rPr>
+          <w:bCs/>
+          <w:b/>
+        </w:rPr>
+        <w:t xml:space="preserve">continua o periódica</w:t>
+      </w:r>
+      <w:r>
+        <w:t xml:space="preserve"> </w:t>
+      </w:r>
+      <w:r>
+        <w:t xml:space="preserve">mediante:</w:t>
+      </w:r>
+    </w:p>
+    <w:p>
+      <w:pPr>
+        <w:numPr>
+          <w:ilvl w:val="0"/>
+          <w:numId w:val="1005"/>
+        </w:numPr>
+        <w:pStyle w:val="Compact"/>
+      </w:pPr>
+      <w:r>
+        <w:t xml:space="preserve">Agentes de cumplimiento instalados en los sistemas.</w:t>
+      </w:r>
+    </w:p>
+    <w:p>
+      <w:pPr>
+        <w:numPr>
+          <w:ilvl w:val="0"/>
+          <w:numId w:val="1005"/>
+        </w:numPr>
+        <w:pStyle w:val="Compact"/>
+      </w:pPr>
+      <w:r>
+        <w:t xml:space="preserve">Escaneos programados desde una herramienta centralizada.</w:t>
+      </w:r>
+    </w:p>
+    <w:p>
+      <w:pPr>
+        <w:numPr>
+          <w:ilvl w:val="0"/>
+          <w:numId w:val="1005"/>
+        </w:numPr>
+        <w:pStyle w:val="Compact"/>
+      </w:pPr>
+      <w:r>
+        <w:t xml:space="preserve">Integración con el SIEM corporativo cuando sea posible.</w:t>
+      </w:r>
+    </w:p>
+    <w:p>
+      <w:pPr>
+        <w:pStyle w:val="FirstParagraph"/>
+      </w:pPr>
+      <w:r>
+        <w:rPr>
+          <w:bCs/>
+          <w:b/>
+        </w:rPr>
+        <w:t xml:space="preserve">Paso 13.</w:t>
+      </w:r>
+      <w:r>
+        <w:t xml:space="preserve"> </w:t>
+      </w:r>
+      <w:r>
+        <w:t xml:space="preserve">Las desviaciones detectadas generan alertas que son tratadas por el Responsable del Sistema en los siguientes plazos:</w:t>
       </w:r>
     </w:p>
     <w:tbl>
@@ -1811,6 +1414,388 @@
               <w:jc w:val="left"/>
             </w:pPr>
             <w:r>
+              <w:t xml:space="preserve">Severidad de la desviación</w:t>
+            </w:r>
+          </w:p>
+        </w:tc>
+        <w:tc>
+          <w:tcPr/>
+          <w:p>
+            <w:pPr>
+              <w:pStyle w:val="Compact"/>
+              <w:jc w:val="left"/>
+            </w:pPr>
+            <w:r>
+              <w:t xml:space="preserve">Plazo máximo de corrección</w:t>
+            </w:r>
+          </w:p>
+        </w:tc>
+      </w:tr>
+      <w:tr>
+        <w:tc>
+          <w:tcPr/>
+          <w:p>
+            <w:pPr>
+              <w:pStyle w:val="Compact"/>
+              <w:jc w:val="left"/>
+            </w:pPr>
+            <w:r>
+              <w:t xml:space="preserve">Crítica</w:t>
+            </w:r>
+          </w:p>
+        </w:tc>
+        <w:tc>
+          <w:tcPr/>
+          <w:p>
+            <w:pPr>
+              <w:pStyle w:val="Compact"/>
+              <w:jc w:val="left"/>
+            </w:pPr>
+            <w:r>
+              <w:t xml:space="preserve">24 horas</w:t>
+            </w:r>
+          </w:p>
+        </w:tc>
+      </w:tr>
+      <w:tr>
+        <w:tc>
+          <w:tcPr/>
+          <w:p>
+            <w:pPr>
+              <w:pStyle w:val="Compact"/>
+              <w:jc w:val="left"/>
+            </w:pPr>
+            <w:r>
+              <w:t xml:space="preserve">Alta</w:t>
+            </w:r>
+          </w:p>
+        </w:tc>
+        <w:tc>
+          <w:tcPr/>
+          <w:p>
+            <w:pPr>
+              <w:pStyle w:val="Compact"/>
+              <w:jc w:val="left"/>
+            </w:pPr>
+            <w:r>
+              <w:t xml:space="preserve">7 días</w:t>
+            </w:r>
+          </w:p>
+        </w:tc>
+      </w:tr>
+      <w:tr>
+        <w:tc>
+          <w:tcPr/>
+          <w:p>
+            <w:pPr>
+              <w:pStyle w:val="Compact"/>
+              <w:jc w:val="left"/>
+            </w:pPr>
+            <w:r>
+              <w:t xml:space="preserve">Media</w:t>
+            </w:r>
+          </w:p>
+        </w:tc>
+        <w:tc>
+          <w:tcPr/>
+          <w:p>
+            <w:pPr>
+              <w:pStyle w:val="Compact"/>
+              <w:jc w:val="left"/>
+            </w:pPr>
+            <w:r>
+              <w:t xml:space="preserve">30 días</w:t>
+            </w:r>
+          </w:p>
+        </w:tc>
+      </w:tr>
+      <w:tr>
+        <w:tc>
+          <w:tcPr/>
+          <w:p>
+            <w:pPr>
+              <w:pStyle w:val="Compact"/>
+              <w:jc w:val="left"/>
+            </w:pPr>
+            <w:r>
+              <w:t xml:space="preserve">Baja</w:t>
+            </w:r>
+          </w:p>
+        </w:tc>
+        <w:tc>
+          <w:tcPr/>
+          <w:p>
+            <w:pPr>
+              <w:pStyle w:val="Compact"/>
+              <w:jc w:val="left"/>
+            </w:pPr>
+            <w:r>
+              <w:t xml:space="preserve">90 días</w:t>
+            </w:r>
+          </w:p>
+        </w:tc>
+      </w:tr>
+    </w:tbl>
+    <w:bookmarkEnd w:id="36"/>
+    <w:bookmarkStart w:id="37" w:name="X304ce288f819fe768cfd160d57cacc0c9da7de9"/>
+    <w:p>
+      <w:pPr>
+        <w:pStyle w:val="Heading3"/>
+      </w:pPr>
+      <w:r>
+        <w:t xml:space="preserve">6.2 Cambios autorizados</w:t>
+      </w:r>
+    </w:p>
+    <w:p>
+      <w:pPr>
+        <w:pStyle w:val="FirstParagraph"/>
+      </w:pPr>
+      <w:r>
+        <w:rPr>
+          <w:bCs/>
+          <w:b/>
+        </w:rPr>
+        <w:t xml:space="preserve">Paso 14.</w:t>
+      </w:r>
+      <w:r>
+        <w:t xml:space="preserve"> </w:t>
+      </w:r>
+      <w:r>
+        <w:t xml:space="preserve">Cualquier modificación intencional de la configuración debe gestionarse a través del procedimiento de gestión de cambios ({{ proyecto.codigo_documento_base }}-203), actualizándose la documentación del sistema y, cuando proceda, la propia baseline.</w:t>
+      </w:r>
+    </w:p>
+    <w:bookmarkEnd w:id="37"/>
+    <w:bookmarkStart w:id="38" w:name="X0afac74dbafcf72d67f1dda72a84a15399967a3"/>
+    <w:p>
+      <w:pPr>
+        <w:pStyle w:val="Heading3"/>
+      </w:pPr>
+      <w:r>
+        <w:t xml:space="preserve">6.3 Cambios no autorizados (drift)</w:t>
+      </w:r>
+    </w:p>
+    <w:p>
+      <w:pPr>
+        <w:pStyle w:val="FirstParagraph"/>
+      </w:pPr>
+      <w:r>
+        <w:rPr>
+          <w:bCs/>
+          <w:b/>
+        </w:rPr>
+        <w:t xml:space="preserve">Paso 15.</w:t>
+      </w:r>
+      <w:r>
+        <w:t xml:space="preserve"> </w:t>
+      </w:r>
+      <w:r>
+        <w:t xml:space="preserve">Cuando se detecta una modificación no autorizada de la configuración (drift), el Responsable de la Seguridad:</w:t>
+      </w:r>
+    </w:p>
+    <w:p>
+      <w:pPr>
+        <w:numPr>
+          <w:ilvl w:val="0"/>
+          <w:numId w:val="1006"/>
+        </w:numPr>
+        <w:pStyle w:val="Compact"/>
+      </w:pPr>
+      <w:r>
+        <w:t xml:space="preserve">Analiza el cambio y determina su origen.</w:t>
+      </w:r>
+    </w:p>
+    <w:p>
+      <w:pPr>
+        <w:numPr>
+          <w:ilvl w:val="0"/>
+          <w:numId w:val="1006"/>
+        </w:numPr>
+        <w:pStyle w:val="Compact"/>
+      </w:pPr>
+      <w:r>
+        <w:t xml:space="preserve">Decide si se trata de un incidente que requiera activar el procedimiento {{ proyecto.codigo_documento_base }}-204.</w:t>
+      </w:r>
+    </w:p>
+    <w:p>
+      <w:pPr>
+        <w:numPr>
+          <w:ilvl w:val="0"/>
+          <w:numId w:val="1006"/>
+        </w:numPr>
+        <w:pStyle w:val="Compact"/>
+      </w:pPr>
+      <w:r>
+        <w:t xml:space="preserve">Restaura la configuración correcta.</w:t>
+      </w:r>
+    </w:p>
+    <w:p>
+      <w:pPr>
+        <w:numPr>
+          <w:ilvl w:val="0"/>
+          <w:numId w:val="1006"/>
+        </w:numPr>
+        <w:pStyle w:val="Compact"/>
+      </w:pPr>
+      <w:r>
+        <w:t xml:space="preserve">Refuerza los controles para evitar la repetición.</w:t>
+      </w:r>
+    </w:p>
+    <w:bookmarkEnd w:id="38"/>
+    <w:bookmarkEnd w:id="39"/>
+    <w:bookmarkStart w:id="40" w:name="X56afaaacd0c827b62db9d9504bb3483bf72c0d1"/>
+    <w:p>
+      <w:pPr>
+        <w:pStyle w:val="Heading2"/>
+      </w:pPr>
+      <w:r>
+        <w:t xml:space="preserve">7. REVISIÓN PERIÓDICA DE LAS BASELINES</w:t>
+      </w:r>
+    </w:p>
+    <w:p>
+      <w:pPr>
+        <w:pStyle w:val="FirstParagraph"/>
+      </w:pPr>
+      <w:r>
+        <w:rPr>
+          <w:bCs/>
+          <w:b/>
+        </w:rPr>
+        <w:t xml:space="preserve">Paso 16.</w:t>
+      </w:r>
+      <w:r>
+        <w:t xml:space="preserve"> </w:t>
+      </w:r>
+      <w:r>
+        <w:t xml:space="preserve">Las baselines se revisan al menos</w:t>
+      </w:r>
+      <w:r>
+        <w:t xml:space="preserve"> </w:t>
+      </w:r>
+      <w:r>
+        <w:rPr>
+          <w:bCs/>
+          <w:b/>
+        </w:rPr>
+        <w:t xml:space="preserve">anualmente</w:t>
+      </w:r>
+      <w:r>
+        <w:t xml:space="preserve"> </w:t>
+      </w:r>
+      <w:r>
+        <w:t xml:space="preserve">por el Responsable de la Seguridad, atendiendo a:</w:t>
+      </w:r>
+    </w:p>
+    <w:p>
+      <w:pPr>
+        <w:numPr>
+          <w:ilvl w:val="0"/>
+          <w:numId w:val="1007"/>
+        </w:numPr>
+        <w:pStyle w:val="Compact"/>
+      </w:pPr>
+      <w:r>
+        <w:t xml:space="preserve">Actualizaciones de las baselines de referencia (CIS, STIG, CCN-STIC).</w:t>
+      </w:r>
+    </w:p>
+    <w:p>
+      <w:pPr>
+        <w:numPr>
+          <w:ilvl w:val="0"/>
+          <w:numId w:val="1007"/>
+        </w:numPr>
+        <w:pStyle w:val="Compact"/>
+      </w:pPr>
+      <w:r>
+        <w:t xml:space="preserve">Nuevas vulnerabilidades publicadas.</w:t>
+      </w:r>
+    </w:p>
+    <w:p>
+      <w:pPr>
+        <w:numPr>
+          <w:ilvl w:val="0"/>
+          <w:numId w:val="1007"/>
+        </w:numPr>
+        <w:pStyle w:val="Compact"/>
+      </w:pPr>
+      <w:r>
+        <w:t xml:space="preserve">Lecciones aprendidas de incidentes.</w:t>
+      </w:r>
+    </w:p>
+    <w:p>
+      <w:pPr>
+        <w:numPr>
+          <w:ilvl w:val="0"/>
+          <w:numId w:val="1007"/>
+        </w:numPr>
+        <w:pStyle w:val="Compact"/>
+      </w:pPr>
+      <w:r>
+        <w:t xml:space="preserve">Nuevas necesidades operativas.</w:t>
+      </w:r>
+    </w:p>
+    <w:p>
+      <w:pPr>
+        <w:numPr>
+          <w:ilvl w:val="0"/>
+          <w:numId w:val="1007"/>
+        </w:numPr>
+        <w:pStyle w:val="Compact"/>
+      </w:pPr>
+      <w:r>
+        <w:t xml:space="preserve">Cambios en el inventario tecnológico.</w:t>
+      </w:r>
+    </w:p>
+    <w:p>
+      <w:pPr>
+        <w:pStyle w:val="FirstParagraph"/>
+      </w:pPr>
+      <w:r>
+        <w:rPr>
+          <w:bCs/>
+          <w:b/>
+        </w:rPr>
+        <w:t xml:space="preserve">Paso 17.</w:t>
+      </w:r>
+      <w:r>
+        <w:t xml:space="preserve"> </w:t>
+      </w:r>
+      <w:r>
+        <w:t xml:space="preserve">Las modificaciones aprobadas se aplican a los sistemas existentes según el calendario que apruebe el Comité de Seguridad, priorizando los sistemas de mayor categoría.</w:t>
+      </w:r>
+    </w:p>
+    <w:bookmarkEnd w:id="40"/>
+    <w:bookmarkStart w:id="41" w:name="X776213e93715b62b579b0b25b383d0b604e5ad7"/>
+    <w:p>
+      <w:pPr>
+        <w:pStyle w:val="Heading2"/>
+      </w:pPr>
+      <w:r>
+        <w:t xml:space="preserve">8. INDICADORES</w:t>
+      </w:r>
+    </w:p>
+    <w:tbl>
+      <w:tblPr>
+        <w:tblStyle w:val="Table"/>
+        <w:tblW w:type="auto" w:w="0"/>
+        <w:tblLook w:firstRow="1" w:lastRow="0" w:firstColumn="0" w:lastColumn="0" w:noHBand="0" w:noVBand="0" w:val="0020"/>
+        <w:jc w:val="start"/>
+      </w:tblPr>
+      <w:tblGrid>
+        <w:gridCol w:w="3960"/>
+        <w:gridCol w:w="3960"/>
+      </w:tblGrid>
+      <w:tr>
+        <w:trPr>
+          <w:tblHeader w:val="true"/>
+        </w:trPr>
+        <w:tc>
+          <w:tcPr/>
+          <w:p>
+            <w:pPr>
+              <w:pStyle w:val="Compact"/>
+              <w:jc w:val="left"/>
+            </w:pPr>
+            <w:r>
               <w:t xml:space="preserve">Indicador</w:t>
             </w:r>
           </w:p>
@@ -1986,7 +1971,7 @@
       </w:tr>
     </w:tbl>
     <w:bookmarkEnd w:id="41"/>
-    <w:bookmarkStart w:id="42" w:name="anexos"/>
+    <w:bookmarkStart w:id="42" w:name="Xf5159e98ca8285787b9acd10f515446ffe11461"/>
     <w:p>
       <w:pPr>
         <w:pStyle w:val="Heading2"/>
@@ -1999,7 +1984,7 @@
       <w:pPr>
         <w:numPr>
           <w:ilvl w:val="0"/>
-          <w:numId w:val="1009"/>
+          <w:numId w:val="1008"/>
         </w:numPr>
         <w:pStyle w:val="Compact"/>
       </w:pPr>
@@ -2021,7 +2006,7 @@
       <w:pPr>
         <w:numPr>
           <w:ilvl w:val="0"/>
-          <w:numId w:val="1009"/>
+          <w:numId w:val="1008"/>
         </w:numPr>
         <w:pStyle w:val="Compact"/>
       </w:pPr>
@@ -2043,7 +2028,7 @@
       <w:pPr>
         <w:numPr>
           <w:ilvl w:val="0"/>
-          <w:numId w:val="1009"/>
+          <w:numId w:val="1008"/>
         </w:numPr>
         <w:pStyle w:val="Compact"/>
       </w:pPr>
@@ -2065,7 +2050,7 @@
       <w:pPr>
         <w:numPr>
           <w:ilvl w:val="0"/>
-          <w:numId w:val="1009"/>
+          <w:numId w:val="1008"/>
         </w:numPr>
         <w:pStyle w:val="Compact"/>
       </w:pPr>
@@ -2099,11 +2084,281 @@
           <w:bCs/>
           <w:b/>
         </w:rPr>
-        <w:t xml:space="preserve">Documento {{ proyecto.codigo_documento_base }}-219 — Versión {{ proyecto.version_actual }} — Clasificación: INTERNA</w:t>
+        <w:t xml:space="preserve">Documento {{ proyecto.codigo_documento_base }}-IT-001 — Versión {{ proyecto.version_actual }} — Clasificación: INTERNA</w:t>
       </w:r>
     </w:p>
     <w:bookmarkEnd w:id="42"/>
     <w:bookmarkEnd w:id="43"/>
+    <w:p/>
+    <w:p>
+      <w:r>
+        <w:rPr>
+          <w:b/>
+          <w:color w:val="0B1F3A"/>
+          <w:sz w:val="24"/>
+        </w:rPr>
+        <w:t>APROBACIONES Y FIRMAS</w:t>
+      </w:r>
+    </w:p>
+    <w:p>
+      <w:r>
+        <w:rPr>
+          <w:b w:val="0"/>
+          <w:color w:val="0B1F3A"/>
+          <w:sz w:val="20"/>
+        </w:rPr>
+        <w:t>El presente documento se aprueba mediante las firmas de los intervinientes que se relacionan a continuación. Cuando la firma se realiza digitalmente a través del portal del proyecto, el hash SHA-256 y el código QR de verificación se consignan bajo el nombre del firmante.</w:t>
+      </w:r>
+    </w:p>
+    <w:tbl>
+      <w:tblPr>
+        <w:tblW w:type="auto" w:w="0"/>
+        <w:jc w:val="center"/>
+        <w:tblLook w:firstColumn="1" w:firstRow="1" w:lastColumn="0" w:lastRow="0" w:noHBand="0" w:noVBand="1" w:val="04A0"/>
+      </w:tblPr>
+      <w:tblGrid>
+        <w:gridCol w:w="4680"/>
+        <w:gridCol w:w="4680"/>
+      </w:tblGrid>
+      <w:tr>
+        <w:tc>
+          <w:tcPr>
+            <w:tcW w:type="dxa" w:w="4680"/>
+          </w:tcPr>
+          <w:p>
+            <w:pPr>
+              <w:jc w:val="center"/>
+            </w:pPr>
+            <w:r>
+              <w:rPr>
+                <w:b/>
+                <w:color w:val="0B1F3A"/>
+                <w:sz w:val="20"/>
+              </w:rPr>
+              <w:t>ELABORADO POR</w:t>
+            </w:r>
+          </w:p>
+        </w:tc>
+        <w:tc>
+          <w:tcPr>
+            <w:tcW w:type="dxa" w:w="4680"/>
+          </w:tcPr>
+          <w:p>
+            <w:pPr>
+              <w:jc w:val="center"/>
+            </w:pPr>
+            <w:r>
+              <w:rPr>
+                <w:b/>
+                <w:color w:val="0B1F3A"/>
+                <w:sz w:val="20"/>
+              </w:rPr>
+              <w:t>APROBADO POR</w:t>
+            </w:r>
+          </w:p>
+        </w:tc>
+      </w:tr>
+      <w:tr>
+        <w:tc>
+          <w:tcPr>
+            <w:tcW w:type="dxa" w:w="4680"/>
+          </w:tcPr>
+          <w:p>
+            <w:r>
+              <w:rPr>
+                <w:b/>
+                <w:color w:val="6B7280"/>
+                <w:sz w:val="18"/>
+              </w:rPr>
+              <w:t xml:space="preserve">Nombre: </w:t>
+            </w:r>
+            <w:r>
+              <w:rPr>
+                <w:b w:val="0"/>
+                <w:color w:val="0B1F3A"/>
+                <w:sz w:val="20"/>
+              </w:rPr>
+              <w:t>{{ firmas.elaborado.nombre }}</w:t>
+            </w:r>
+          </w:p>
+        </w:tc>
+        <w:tc>
+          <w:tcPr>
+            <w:tcW w:type="dxa" w:w="4680"/>
+          </w:tcPr>
+          <w:p>
+            <w:r>
+              <w:rPr>
+                <w:b/>
+                <w:color w:val="6B7280"/>
+                <w:sz w:val="18"/>
+              </w:rPr>
+              <w:t xml:space="preserve">Nombre: </w:t>
+            </w:r>
+            <w:r>
+              <w:rPr>
+                <w:b w:val="0"/>
+                <w:color w:val="0B1F3A"/>
+                <w:sz w:val="20"/>
+              </w:rPr>
+              <w:t>{{ firmas.revisado.nombre }}</w:t>
+            </w:r>
+          </w:p>
+        </w:tc>
+      </w:tr>
+      <w:tr>
+        <w:tc>
+          <w:tcPr>
+            <w:tcW w:type="dxa" w:w="4680"/>
+          </w:tcPr>
+          <w:p>
+            <w:r>
+              <w:rPr>
+                <w:b/>
+                <w:color w:val="6B7280"/>
+                <w:sz w:val="18"/>
+              </w:rPr>
+              <w:t xml:space="preserve">Cargo: </w:t>
+            </w:r>
+            <w:r>
+              <w:rPr>
+                <w:b w:val="0"/>
+                <w:color w:val="0B1F3A"/>
+                <w:sz w:val="20"/>
+              </w:rPr>
+              <w:t>{{ firmas.elaborado.cargo }}</w:t>
+            </w:r>
+          </w:p>
+        </w:tc>
+        <w:tc>
+          <w:tcPr>
+            <w:tcW w:type="dxa" w:w="4680"/>
+          </w:tcPr>
+          <w:p>
+            <w:r>
+              <w:rPr>
+                <w:b/>
+                <w:color w:val="6B7280"/>
+                <w:sz w:val="18"/>
+              </w:rPr>
+              <w:t xml:space="preserve">Cargo: </w:t>
+            </w:r>
+            <w:r>
+              <w:rPr>
+                <w:b w:val="0"/>
+                <w:color w:val="0B1F3A"/>
+                <w:sz w:val="20"/>
+              </w:rPr>
+              <w:t>{{ firmas.revisado.cargo }}</w:t>
+            </w:r>
+          </w:p>
+        </w:tc>
+      </w:tr>
+      <w:tr>
+        <w:tc>
+          <w:tcPr>
+            <w:tcW w:type="dxa" w:w="4680"/>
+          </w:tcPr>
+          <w:p>
+            <w:r>
+              <w:rPr>
+                <w:b/>
+                <w:color w:val="6B7280"/>
+                <w:sz w:val="18"/>
+              </w:rPr>
+              <w:t xml:space="preserve">Fecha: </w:t>
+            </w:r>
+            <w:r>
+              <w:rPr>
+                <w:b w:val="0"/>
+                <w:color w:val="0B1F3A"/>
+                <w:sz w:val="20"/>
+              </w:rPr>
+              <w:t>{{ firmas.elaborado.fecha }}</w:t>
+            </w:r>
+          </w:p>
+        </w:tc>
+        <w:tc>
+          <w:tcPr>
+            <w:tcW w:type="dxa" w:w="4680"/>
+          </w:tcPr>
+          <w:p>
+            <w:r>
+              <w:rPr>
+                <w:b/>
+                <w:color w:val="6B7280"/>
+                <w:sz w:val="18"/>
+              </w:rPr>
+              <w:t xml:space="preserve">Fecha: </w:t>
+            </w:r>
+            <w:r>
+              <w:rPr>
+                <w:b w:val="0"/>
+                <w:color w:val="0B1F3A"/>
+                <w:sz w:val="20"/>
+              </w:rPr>
+              <w:t>{{ firmas.revisado.fecha }}</w:t>
+            </w:r>
+          </w:p>
+        </w:tc>
+      </w:tr>
+      <w:tr>
+        <w:tc>
+          <w:tcPr>
+            <w:tcW w:type="dxa" w:w="4680"/>
+          </w:tcPr>
+          <w:p>
+            <w:r>
+              <w:rPr>
+                <w:b/>
+                <w:color w:val="6B7280"/>
+                <w:sz w:val="18"/>
+              </w:rPr>
+              <w:t xml:space="preserve">Firma: </w:t>
+            </w:r>
+            <w:r>
+              <w:rPr>
+                <w:b w:val="0"/>
+                <w:color w:val="0B1F3A"/>
+                <w:sz w:val="20"/>
+              </w:rPr>
+              <w:t>{{ firmas.elaborado.firma_marca }}</w:t>
+            </w:r>
+          </w:p>
+        </w:tc>
+        <w:tc>
+          <w:tcPr>
+            <w:tcW w:type="dxa" w:w="4680"/>
+          </w:tcPr>
+          <w:p>
+            <w:r>
+              <w:rPr>
+                <w:b/>
+                <w:color w:val="6B7280"/>
+                <w:sz w:val="18"/>
+              </w:rPr>
+              <w:t xml:space="preserve">Firma: </w:t>
+            </w:r>
+            <w:r>
+              <w:rPr>
+                <w:b w:val="0"/>
+                <w:color w:val="0B1F3A"/>
+                <w:sz w:val="20"/>
+              </w:rPr>
+              <w:t>{{ firmas.revisado.firma_marca }}</w:t>
+            </w:r>
+          </w:p>
+        </w:tc>
+      </w:tr>
+    </w:tbl>
+    <w:p>
+      <w:r>
+        <w:rPr>
+          <w:sz w:val="2"/>
+        </w:rPr>
+        <w:t>&lt;!--FX_SIG_V2--&gt;</w:t>
+      </w:r>
+    </w:p>
     <w:sectPr>
       <w:headerReference w:type="default" r:id="rId9"/>
       <w:footerReference w:type="default" r:id="rId10"/>
@@ -2291,7 +2546,7 @@
               <w:color w:val="6B7280"/>
               <w:sz w:val="18"/>
             </w:rPr>
-            <w:t>E-IT-001 · Documento E-IT-001</w:t>
+            <w:t>E-IT-001 · PROCEDIMIENTO DE HARDENING Y CONFIGURACIÓN SEGURA</w:t>
             <w:br/>
             <w:t>versión {{ proyecto.version_actual }}</w:t>
           </w:r>
@@ -2406,91 +2661,6 @@
       </w:pPr>
     </w:lvl>
   </w:abstractNum>
-  <w:abstractNum w:abstractNumId="99721">
-    <w:nsid w:val="A99721"/>
-    <w:multiLevelType w:val="multilevel"/>
-    <w:lvl w:ilvl="0">
-      <w:start w:val="1"/>
-      <w:numFmt w:val="lowerLetter"/>
-      <w:lvlText w:val="%1)"/>
-      <w:lvlJc w:val="left"/>
-      <w:pPr>
-        <w:ind w:left="720" w:hanging="480"/>
-      </w:pPr>
-    </w:lvl>
-    <w:lvl w:ilvl="1">
-      <w:start w:val="1"/>
-      <w:numFmt w:val="lowerLetter"/>
-      <w:lvlText w:val="%2)"/>
-      <w:lvlJc w:val="left"/>
-      <w:pPr>
-        <w:ind w:left="1440" w:hanging="480"/>
-      </w:pPr>
-    </w:lvl>
-    <w:lvl w:ilvl="2">
-      <w:start w:val="1"/>
-      <w:numFmt w:val="lowerLetter"/>
-      <w:lvlText w:val="%3)"/>
-      <w:lvlJc w:val="left"/>
-      <w:pPr>
-        <w:ind w:left="2160" w:hanging="480"/>
-      </w:pPr>
-    </w:lvl>
-    <w:lvl w:ilvl="3">
-      <w:start w:val="1"/>
-      <w:numFmt w:val="lowerLetter"/>
-      <w:lvlText w:val="%4)"/>
-      <w:lvlJc w:val="left"/>
-      <w:pPr>
-        <w:ind w:left="2880" w:hanging="480"/>
-      </w:pPr>
-    </w:lvl>
-    <w:lvl w:ilvl="4">
-      <w:start w:val="1"/>
-      <w:numFmt w:val="lowerLetter"/>
-      <w:lvlText w:val="%5)"/>
-      <w:lvlJc w:val="left"/>
-      <w:pPr>
-        <w:ind w:left="3600" w:hanging="480"/>
-      </w:pPr>
-    </w:lvl>
-    <w:lvl w:ilvl="5">
-      <w:start w:val="1"/>
-      <w:numFmt w:val="lowerLetter"/>
-      <w:lvlText w:val="%6)"/>
-      <w:lvlJc w:val="left"/>
-      <w:pPr>
-        <w:ind w:left="4320" w:hanging="480"/>
-      </w:pPr>
-    </w:lvl>
-    <w:lvl w:ilvl="6">
-      <w:start w:val="1"/>
-      <w:numFmt w:val="lowerLetter"/>
-      <w:lvlText w:val="%7)"/>
-      <w:lvlJc w:val="left"/>
-      <w:pPr>
-        <w:ind w:left="5040" w:hanging="480"/>
-      </w:pPr>
-    </w:lvl>
-    <w:lvl w:ilvl="7">
-      <w:start w:val="1"/>
-      <w:numFmt w:val="lowerLetter"/>
-      <w:lvlText w:val="%8)"/>
-      <w:lvlJc w:val="left"/>
-      <w:pPr>
-        <w:ind w:left="5760" w:hanging="480"/>
-      </w:pPr>
-    </w:lvl>
-    <w:lvl w:ilvl="8">
-      <w:start w:val="1"/>
-      <w:numFmt w:val="lowerLetter"/>
-      <w:lvlText w:val="%9)"/>
-      <w:lvlJc w:val="left"/>
-      <w:pPr>
-        <w:ind w:left="6480" w:hanging="480"/>
-      </w:pPr>
-    </w:lvl>
-  </w:abstractNum>
   <w:abstractNum w:abstractNumId="991">
     <w:nsid w:val="A991"/>
     <w:multiLevelType w:val="multilevel"/>
@@ -2571,34 +2741,7 @@
     <w:abstractNumId w:val="990"/>
   </w:num>
   <w:num w:numId="1001">
-    <w:abstractNumId w:val="99721"/>
-    <w:lvlOverride w:ilvl="0">
-      <w:startOverride w:val="1"/>
-    </w:lvlOverride>
-    <w:lvlOverride w:ilvl="1">
-      <w:startOverride w:val="1"/>
-    </w:lvlOverride>
-    <w:lvlOverride w:ilvl="2">
-      <w:startOverride w:val="1"/>
-    </w:lvlOverride>
-    <w:lvlOverride w:ilvl="3">
-      <w:startOverride w:val="1"/>
-    </w:lvlOverride>
-    <w:lvlOverride w:ilvl="4">
-      <w:startOverride w:val="1"/>
-    </w:lvlOverride>
-    <w:lvlOverride w:ilvl="5">
-      <w:startOverride w:val="1"/>
-    </w:lvlOverride>
-    <w:lvlOverride w:ilvl="6">
-      <w:startOverride w:val="1"/>
-    </w:lvlOverride>
-    <w:lvlOverride w:ilvl="7">
-      <w:startOverride w:val="1"/>
-    </w:lvlOverride>
-    <w:lvlOverride w:ilvl="8">
-      <w:startOverride w:val="1"/>
-    </w:lvlOverride>
+    <w:abstractNumId w:val="991"/>
   </w:num>
   <w:num w:numId="1002">
     <w:abstractNumId w:val="991"/>
@@ -2619,9 +2762,6 @@
     <w:abstractNumId w:val="991"/>
   </w:num>
   <w:num w:numId="1008">
-    <w:abstractNumId w:val="991"/>
-  </w:num>
-  <w:num w:numId="1009">
     <w:abstractNumId w:val="991"/>
   </w:num>
 </w:numbering>
